--- a/Руководство Пользователя.docx
+++ b/Руководство Пользователя.docx
@@ -1,6 +1,6 @@
 
 <file path=word/document.xml><?xml version="1.0" encoding="utf-8"?>
-<w:document xmlns:wpc="http://schemas.microsoft.com/office/word/2010/wordprocessingCanvas" xmlns:cx="http://schemas.microsoft.com/office/drawing/2014/chartex" xmlns:cx1="http://schemas.microsoft.com/office/drawing/2015/9/8/chartex" xmlns:cx2="http://schemas.microsoft.com/office/drawing/2015/10/21/chartex" xmlns:cx3="http://schemas.microsoft.com/office/drawing/2016/5/9/chartex" xmlns:cx4="http://schemas.microsoft.com/office/drawing/2016/5/10/chartex" xmlns:cx5="http://schemas.microsoft.com/office/drawing/2016/5/11/chartex" xmlns:cx6="http://schemas.microsoft.com/office/drawing/2016/5/12/chartex" xmlns:cx7="http://schemas.microsoft.com/office/drawing/2016/5/13/chartex" xmlns:cx8="http://schemas.microsoft.com/office/drawing/2016/5/14/chartex" xmlns:mc="http://schemas.openxmlformats.org/markup-compatibility/2006" xmlns:aink="http://schemas.microsoft.com/office/drawing/2016/ink" xmlns:am3d="http://schemas.microsoft.com/office/drawing/2017/model3d" xmlns:o="urn:schemas-microsoft-com:office:office" xmlns:oel="http://schemas.microsoft.com/office/2019/extlst" xmlns:r="http://schemas.openxmlformats.org/officeDocument/2006/relationships" xmlns:m="http://schemas.openxmlformats.org/officeDocument/2006/math" xmlns:v="urn:schemas-microsoft-com:vml" xmlns:wp14="http://schemas.microsoft.com/office/word/2010/wordprocessingDrawing" xmlns:wp="http://schemas.openxmlformats.org/drawingml/2006/wordprocessingDrawing" xmlns:w10="urn:schemas-microsoft-com:office:word" xmlns:w="http://schemas.openxmlformats.org/wordprocessingml/2006/main" xmlns:w14="http://schemas.microsoft.com/office/word/2010/wordml" xmlns:w15="http://schemas.microsoft.com/office/word/2012/wordml" xmlns:w16cex="http://schemas.microsoft.com/office/word/2018/wordml/cex" xmlns:w16cid="http://schemas.microsoft.com/office/word/2016/wordml/cid" xmlns:w16="http://schemas.microsoft.com/office/word/2018/wordml" xmlns:w16du="http://schemas.microsoft.com/office/word/2023/wordml/word16du" xmlns:w16sdtdh="http://schemas.microsoft.com/office/word/2020/wordml/sdtdatahash" xmlns:w16sdtfl="http://schemas.microsoft.com/office/word/2024/wordml/sdtformatlock" xmlns:w16se="http://schemas.microsoft.com/office/word/2015/wordml/symex" xmlns:wpg="http://schemas.microsoft.com/office/word/2010/wordprocessingGroup" xmlns:wpi="http://schemas.microsoft.com/office/word/2010/wordprocessingInk" xmlns:wne="http://schemas.microsoft.com/office/word/2006/wordml" xmlns:wps="http://schemas.microsoft.com/office/word/2010/wordprocessingShape" mc:Ignorable="w14 w15 w16se w16cid w16 w16cex w16sdtdh w16sdtfl w16du wp14">
+<w:document xmlns:wpc="http://schemas.microsoft.com/office/word/2010/wordprocessingCanvas" xmlns:cx="http://schemas.microsoft.com/office/drawing/2014/chartex" xmlns:mc="http://schemas.openxmlformats.org/markup-compatibility/2006" xmlns:o="urn:schemas-microsoft-com:office:office" xmlns:r="http://schemas.openxmlformats.org/officeDocument/2006/relationships" xmlns:m="http://schemas.openxmlformats.org/officeDocument/2006/math" xmlns:v="urn:schemas-microsoft-com:vml" xmlns:wp14="http://schemas.microsoft.com/office/word/2010/wordprocessingDrawing" xmlns:wp="http://schemas.openxmlformats.org/drawingml/2006/wordprocessingDrawing" xmlns:w10="urn:schemas-microsoft-com:office:word" xmlns:w="http://schemas.openxmlformats.org/wordprocessingml/2006/main" xmlns:w14="http://schemas.microsoft.com/office/word/2010/wordml" xmlns:w15="http://schemas.microsoft.com/office/word/2012/wordml" xmlns:w16se="http://schemas.microsoft.com/office/word/2015/wordml/symex" xmlns:wpg="http://schemas.microsoft.com/office/word/2010/wordprocessingGroup" xmlns:wpi="http://schemas.microsoft.com/office/word/2010/wordprocessingInk" xmlns:wne="http://schemas.microsoft.com/office/word/2006/wordml" xmlns:wps="http://schemas.microsoft.com/office/word/2010/wordprocessingShape" mc:Ignorable="w14 w15 w16se wp14">
   <w:body>
     <w:p>
       <w:pPr>
@@ -369,7 +369,28 @@
           <w:sz w:val="28"/>
           <w:szCs w:val="28"/>
         </w:rPr>
-        <w:t>2025 г.</w:t>
+        <w:t>202</w:t>
+      </w:r>
+      <w:r>
+        <w:rPr>
+          <w:rFonts w:ascii="Times New Roman" w:hAnsi="Times New Roman" w:cs="Times New Roman"/>
+          <w:b/>
+          <w:bCs/>
+          <w:sz w:val="28"/>
+          <w:szCs w:val="28"/>
+          <w:lang w:val="en-US"/>
+        </w:rPr>
+        <w:t>6</w:t>
+      </w:r>
+      <w:r>
+        <w:rPr>
+          <w:rFonts w:ascii="Times New Roman" w:hAnsi="Times New Roman" w:cs="Times New Roman"/>
+          <w:b/>
+          <w:bCs/>
+          <w:sz w:val="28"/>
+          <w:szCs w:val="28"/>
+        </w:rPr>
+        <w:t xml:space="preserve"> г.</w:t>
       </w:r>
     </w:p>
     <w:p>
@@ -433,134 +454,7 @@
             <w:sz w:val="28"/>
             <w:szCs w:val="28"/>
           </w:rPr>
-          <w:t>Вве</w:t>
-        </w:r>
-        <w:r>
-          <w:rPr>
-            <w:rStyle w:val="ac"/>
-            <w:rFonts w:ascii="Times New Roman" w:hAnsi="Times New Roman" w:cs="Times New Roman"/>
-            <w:sz w:val="28"/>
-            <w:szCs w:val="28"/>
-          </w:rPr>
-          <w:t>д</w:t>
-        </w:r>
-        <w:r>
-          <w:rPr>
-            <w:rStyle w:val="ac"/>
-            <w:rFonts w:ascii="Times New Roman" w:hAnsi="Times New Roman" w:cs="Times New Roman"/>
-            <w:sz w:val="28"/>
-            <w:szCs w:val="28"/>
-          </w:rPr>
-          <w:t>е</w:t>
-        </w:r>
-        <w:r>
-          <w:rPr>
-            <w:rStyle w:val="ac"/>
-            <w:rFonts w:ascii="Times New Roman" w:hAnsi="Times New Roman" w:cs="Times New Roman"/>
-            <w:sz w:val="28"/>
-            <w:szCs w:val="28"/>
-          </w:rPr>
-          <w:t>ние.......</w:t>
-        </w:r>
-        <w:r>
-          <w:rPr>
-            <w:rStyle w:val="ac"/>
-            <w:rFonts w:ascii="Times New Roman" w:hAnsi="Times New Roman" w:cs="Times New Roman"/>
-            <w:sz w:val="28"/>
-            <w:szCs w:val="28"/>
-          </w:rPr>
-          <w:t>.</w:t>
-        </w:r>
-        <w:r>
-          <w:rPr>
-            <w:rStyle w:val="ac"/>
-            <w:rFonts w:ascii="Times New Roman" w:hAnsi="Times New Roman" w:cs="Times New Roman"/>
-            <w:sz w:val="28"/>
-            <w:szCs w:val="28"/>
-          </w:rPr>
-          <w:t>..............</w:t>
-        </w:r>
-        <w:r>
-          <w:rPr>
-            <w:rStyle w:val="ac"/>
-            <w:rFonts w:ascii="Times New Roman" w:hAnsi="Times New Roman" w:cs="Times New Roman"/>
-            <w:sz w:val="28"/>
-            <w:szCs w:val="28"/>
-          </w:rPr>
-          <w:t>.</w:t>
-        </w:r>
-        <w:r>
-          <w:rPr>
-            <w:rStyle w:val="ac"/>
-            <w:rFonts w:ascii="Times New Roman" w:hAnsi="Times New Roman" w:cs="Times New Roman"/>
-            <w:sz w:val="28"/>
-            <w:szCs w:val="28"/>
-          </w:rPr>
-          <w:t>......................................................</w:t>
-        </w:r>
-        <w:r>
-          <w:rPr>
-            <w:rStyle w:val="ac"/>
-            <w:rFonts w:ascii="Times New Roman" w:hAnsi="Times New Roman" w:cs="Times New Roman"/>
-            <w:sz w:val="28"/>
-            <w:szCs w:val="28"/>
-          </w:rPr>
-          <w:t>.</w:t>
-        </w:r>
-        <w:r>
-          <w:rPr>
-            <w:rStyle w:val="ac"/>
-            <w:rFonts w:ascii="Times New Roman" w:hAnsi="Times New Roman" w:cs="Times New Roman"/>
-            <w:sz w:val="28"/>
-            <w:szCs w:val="28"/>
-          </w:rPr>
-          <w:t>.....................................3</w:t>
-        </w:r>
-      </w:hyperlink>
-      <w:r>
-        <w:rPr>
-          <w:rFonts w:ascii="Times New Roman" w:hAnsi="Times New Roman" w:cs="Times New Roman"/>
-          <w:sz w:val="28"/>
-          <w:szCs w:val="28"/>
-        </w:rPr>
-        <w:br/>
-      </w:r>
-      <w:hyperlink w:anchor="Glava2" w:history="1">
-        <w:r>
-          <w:rPr>
-            <w:rStyle w:val="ac"/>
-            <w:rFonts w:ascii="Times New Roman" w:hAnsi="Times New Roman" w:cs="Times New Roman"/>
-            <w:sz w:val="28"/>
-            <w:szCs w:val="28"/>
-          </w:rPr>
-          <w:t>Опи</w:t>
-        </w:r>
-        <w:r>
-          <w:rPr>
-            <w:rStyle w:val="ac"/>
-            <w:rFonts w:ascii="Times New Roman" w:hAnsi="Times New Roman" w:cs="Times New Roman"/>
-            <w:sz w:val="28"/>
-            <w:szCs w:val="28"/>
-          </w:rPr>
-          <w:t>с</w:t>
-        </w:r>
-        <w:r>
-          <w:rPr>
-            <w:rStyle w:val="ac"/>
-            <w:rFonts w:ascii="Times New Roman" w:hAnsi="Times New Roman" w:cs="Times New Roman"/>
-            <w:sz w:val="28"/>
-            <w:szCs w:val="28"/>
-          </w:rPr>
-          <w:t>а</w:t>
-        </w:r>
-        <w:r>
-          <w:rPr>
-            <w:rStyle w:val="ac"/>
-            <w:rFonts w:ascii="Times New Roman" w:hAnsi="Times New Roman" w:cs="Times New Roman"/>
-            <w:sz w:val="28"/>
-            <w:szCs w:val="28"/>
-          </w:rPr>
-          <w:t>н</w:t>
+          <w:t>Введен</w:t>
         </w:r>
         <w:r>
           <w:rPr>
@@ -578,7 +472,26 @@
             <w:sz w:val="28"/>
             <w:szCs w:val="28"/>
           </w:rPr>
-          <w:t>е</w:t>
+          <w:t>е...................................................................................................................3</w:t>
+        </w:r>
+      </w:hyperlink>
+      <w:r>
+        <w:rPr>
+          <w:rFonts w:ascii="Times New Roman" w:hAnsi="Times New Roman" w:cs="Times New Roman"/>
+          <w:sz w:val="28"/>
+          <w:szCs w:val="28"/>
+        </w:rPr>
+        <w:br/>
+      </w:r>
+      <w:hyperlink w:anchor="Glava2" w:history="1">
+        <w:r>
+          <w:rPr>
+            <w:rStyle w:val="ac"/>
+            <w:rFonts w:ascii="Times New Roman" w:hAnsi="Times New Roman" w:cs="Times New Roman"/>
+            <w:sz w:val="28"/>
+            <w:szCs w:val="28"/>
+          </w:rPr>
+          <w:t>Описание</w:t>
         </w:r>
         <w:r>
           <w:rPr>
@@ -642,43 +555,7 @@
             <w:sz w:val="28"/>
             <w:szCs w:val="28"/>
           </w:rPr>
-          <w:t>С</w:t>
-        </w:r>
-        <w:r>
-          <w:rPr>
-            <w:rStyle w:val="ac"/>
-            <w:rFonts w:ascii="Times New Roman" w:hAnsi="Times New Roman" w:cs="Times New Roman"/>
-            <w:sz w:val="28"/>
-            <w:szCs w:val="28"/>
-          </w:rPr>
-          <w:t>т</w:t>
-        </w:r>
-        <w:r>
-          <w:rPr>
-            <w:rStyle w:val="ac"/>
-            <w:rFonts w:ascii="Times New Roman" w:hAnsi="Times New Roman" w:cs="Times New Roman"/>
-            <w:sz w:val="28"/>
-            <w:szCs w:val="28"/>
-          </w:rPr>
-          <w:t>рук</w:t>
-        </w:r>
-        <w:r>
-          <w:rPr>
-            <w:rStyle w:val="ac"/>
-            <w:rFonts w:ascii="Times New Roman" w:hAnsi="Times New Roman" w:cs="Times New Roman"/>
-            <w:sz w:val="28"/>
-            <w:szCs w:val="28"/>
-          </w:rPr>
-          <w:t>т</w:t>
-        </w:r>
-        <w:r>
-          <w:rPr>
-            <w:rStyle w:val="ac"/>
-            <w:rFonts w:ascii="Times New Roman" w:hAnsi="Times New Roman" w:cs="Times New Roman"/>
-            <w:sz w:val="28"/>
-            <w:szCs w:val="28"/>
-          </w:rPr>
-          <w:t>ура системы...............................................................................................</w:t>
+          <w:t>Структура системы...............................................................................................</w:t>
         </w:r>
         <w:r>
           <w:rPr>
@@ -715,25 +592,7 @@
             <w:sz w:val="28"/>
             <w:szCs w:val="28"/>
           </w:rPr>
-          <w:t>Функцион</w:t>
-        </w:r>
-        <w:r>
-          <w:rPr>
-            <w:rStyle w:val="ac"/>
-            <w:rFonts w:ascii="Times New Roman" w:hAnsi="Times New Roman" w:cs="Times New Roman"/>
-            <w:sz w:val="28"/>
-            <w:szCs w:val="28"/>
-          </w:rPr>
-          <w:t>а</w:t>
-        </w:r>
-        <w:r>
-          <w:rPr>
-            <w:rStyle w:val="ac"/>
-            <w:rFonts w:ascii="Times New Roman" w:hAnsi="Times New Roman" w:cs="Times New Roman"/>
-            <w:sz w:val="28"/>
-            <w:szCs w:val="28"/>
-          </w:rPr>
-          <w:t>льные характеристики системы</w:t>
+          <w:t>Функциональные характеристики системы</w:t>
         </w:r>
         <w:r>
           <w:rPr>
@@ -797,25 +656,7 @@
             <w:sz w:val="28"/>
             <w:szCs w:val="28"/>
           </w:rPr>
-          <w:t>Вход в систему «Ту</w:t>
-        </w:r>
-        <w:r>
-          <w:rPr>
-            <w:rStyle w:val="ac"/>
-            <w:rFonts w:ascii="Times New Roman" w:hAnsi="Times New Roman" w:cs="Times New Roman"/>
-            <w:sz w:val="28"/>
-            <w:szCs w:val="28"/>
-          </w:rPr>
-          <w:t>р</w:t>
-        </w:r>
-        <w:r>
-          <w:rPr>
-            <w:rStyle w:val="ac"/>
-            <w:rFonts w:ascii="Times New Roman" w:hAnsi="Times New Roman" w:cs="Times New Roman"/>
-            <w:sz w:val="28"/>
-            <w:szCs w:val="28"/>
-          </w:rPr>
-          <w:t>Агентство»....................................................................</w:t>
+          <w:t>Вход в систему «ТурАгентство»....................................................................</w:t>
         </w:r>
         <w:r>
           <w:rPr>
@@ -861,52 +702,7 @@
             <w:sz w:val="28"/>
             <w:szCs w:val="28"/>
           </w:rPr>
-          <w:t>Автори</w:t>
-        </w:r>
-        <w:r>
-          <w:rPr>
-            <w:rStyle w:val="ac"/>
-            <w:rFonts w:ascii="Times New Roman" w:hAnsi="Times New Roman" w:cs="Times New Roman"/>
-            <w:sz w:val="28"/>
-            <w:szCs w:val="28"/>
-          </w:rPr>
-          <w:t>з</w:t>
-        </w:r>
-        <w:r>
-          <w:rPr>
-            <w:rStyle w:val="ac"/>
-            <w:rFonts w:ascii="Times New Roman" w:hAnsi="Times New Roman" w:cs="Times New Roman"/>
-            <w:sz w:val="28"/>
-            <w:szCs w:val="28"/>
-          </w:rPr>
-          <w:t>а</w:t>
-        </w:r>
-        <w:r>
-          <w:rPr>
-            <w:rStyle w:val="ac"/>
-            <w:rFonts w:ascii="Times New Roman" w:hAnsi="Times New Roman" w:cs="Times New Roman"/>
-            <w:sz w:val="28"/>
-            <w:szCs w:val="28"/>
-          </w:rPr>
-          <w:t>ц</w:t>
-        </w:r>
-        <w:r>
-          <w:rPr>
-            <w:rStyle w:val="ac"/>
-            <w:rFonts w:ascii="Times New Roman" w:hAnsi="Times New Roman" w:cs="Times New Roman"/>
-            <w:sz w:val="28"/>
-            <w:szCs w:val="28"/>
-          </w:rPr>
-          <w:t>и</w:t>
-        </w:r>
-        <w:r>
-          <w:rPr>
-            <w:rStyle w:val="ac"/>
-            <w:rFonts w:ascii="Times New Roman" w:hAnsi="Times New Roman" w:cs="Times New Roman"/>
-            <w:sz w:val="28"/>
-            <w:szCs w:val="28"/>
-          </w:rPr>
-          <w:t>я............................................................................................................</w:t>
+          <w:t>Авторизация............................................................................................................</w:t>
         </w:r>
         <w:r>
           <w:rPr>
@@ -947,43 +743,7 @@
             <w:sz w:val="28"/>
             <w:szCs w:val="28"/>
           </w:rPr>
-          <w:t>Функцио</w:t>
-        </w:r>
-        <w:r>
-          <w:rPr>
-            <w:rStyle w:val="ac"/>
-            <w:rFonts w:ascii="Times New Roman" w:hAnsi="Times New Roman" w:cs="Times New Roman"/>
-            <w:sz w:val="28"/>
-            <w:szCs w:val="28"/>
-          </w:rPr>
-          <w:t>н</w:t>
-        </w:r>
-        <w:r>
-          <w:rPr>
-            <w:rStyle w:val="ac"/>
-            <w:rFonts w:ascii="Times New Roman" w:hAnsi="Times New Roman" w:cs="Times New Roman"/>
-            <w:sz w:val="28"/>
-            <w:szCs w:val="28"/>
-          </w:rPr>
-          <w:t>ал окна А</w:t>
-        </w:r>
-        <w:r>
-          <w:rPr>
-            <w:rStyle w:val="ac"/>
-            <w:rFonts w:ascii="Times New Roman" w:hAnsi="Times New Roman" w:cs="Times New Roman"/>
-            <w:sz w:val="28"/>
-            <w:szCs w:val="28"/>
-          </w:rPr>
-          <w:t>в</w:t>
-        </w:r>
-        <w:r>
-          <w:rPr>
-            <w:rStyle w:val="ac"/>
-            <w:rFonts w:ascii="Times New Roman" w:hAnsi="Times New Roman" w:cs="Times New Roman"/>
-            <w:sz w:val="28"/>
-            <w:szCs w:val="28"/>
-          </w:rPr>
-          <w:t>торизации</w:t>
+          <w:t>Функционал окна Авторизации</w:t>
         </w:r>
         <w:r>
           <w:rPr>
@@ -1011,34 +771,7 @@
             <w:sz w:val="28"/>
             <w:szCs w:val="28"/>
           </w:rPr>
-          <w:t>Функционал адм</w:t>
-        </w:r>
-        <w:r>
-          <w:rPr>
-            <w:rStyle w:val="ac"/>
-            <w:rFonts w:ascii="Times New Roman" w:hAnsi="Times New Roman" w:cs="Times New Roman"/>
-            <w:sz w:val="28"/>
-            <w:szCs w:val="28"/>
-          </w:rPr>
-          <w:t>и</w:t>
-        </w:r>
-        <w:r>
-          <w:rPr>
-            <w:rStyle w:val="ac"/>
-            <w:rFonts w:ascii="Times New Roman" w:hAnsi="Times New Roman" w:cs="Times New Roman"/>
-            <w:sz w:val="28"/>
-            <w:szCs w:val="28"/>
-          </w:rPr>
-          <w:t>н</w:t>
-        </w:r>
-        <w:r>
-          <w:rPr>
-            <w:rStyle w:val="ac"/>
-            <w:rFonts w:ascii="Times New Roman" w:hAnsi="Times New Roman" w:cs="Times New Roman"/>
-            <w:sz w:val="28"/>
-            <w:szCs w:val="28"/>
-          </w:rPr>
-          <w:t>истратора ..........................................................................</w:t>
+          <w:t>Функционал администратора ..........................................................................</w:t>
         </w:r>
         <w:r>
           <w:rPr>
@@ -1084,43 +817,7 @@
             <w:sz w:val="28"/>
             <w:szCs w:val="28"/>
           </w:rPr>
-          <w:t>Функционал Глав</w:t>
-        </w:r>
-        <w:r>
-          <w:rPr>
-            <w:rStyle w:val="ac"/>
-            <w:rFonts w:ascii="Times New Roman" w:hAnsi="Times New Roman" w:cs="Times New Roman"/>
-            <w:sz w:val="28"/>
-            <w:szCs w:val="28"/>
-          </w:rPr>
-          <w:t>н</w:t>
-        </w:r>
-        <w:r>
-          <w:rPr>
-            <w:rStyle w:val="ac"/>
-            <w:rFonts w:ascii="Times New Roman" w:hAnsi="Times New Roman" w:cs="Times New Roman"/>
-            <w:sz w:val="28"/>
-            <w:szCs w:val="28"/>
-          </w:rPr>
-          <w:t xml:space="preserve">ого </w:t>
-        </w:r>
-        <w:r>
-          <w:rPr>
-            <w:rStyle w:val="ac"/>
-            <w:rFonts w:ascii="Times New Roman" w:hAnsi="Times New Roman" w:cs="Times New Roman"/>
-            <w:sz w:val="28"/>
-            <w:szCs w:val="28"/>
-          </w:rPr>
-          <w:t>о</w:t>
-        </w:r>
-        <w:r>
-          <w:rPr>
-            <w:rStyle w:val="ac"/>
-            <w:rFonts w:ascii="Times New Roman" w:hAnsi="Times New Roman" w:cs="Times New Roman"/>
-            <w:sz w:val="28"/>
-            <w:szCs w:val="28"/>
-          </w:rPr>
-          <w:t>кна</w:t>
+          <w:t>Функционал Главного окна</w:t>
         </w:r>
         <w:r>
           <w:rPr>
@@ -1184,88 +881,7 @@
             <w:sz w:val="28"/>
             <w:szCs w:val="28"/>
           </w:rPr>
-          <w:t>Стран</w:t>
-        </w:r>
-        <w:r>
-          <w:rPr>
-            <w:rStyle w:val="ac"/>
-            <w:rFonts w:ascii="Times New Roman" w:hAnsi="Times New Roman" w:cs="Times New Roman"/>
-            <w:sz w:val="28"/>
-            <w:szCs w:val="28"/>
-          </w:rPr>
-          <w:t>и</w:t>
-        </w:r>
-        <w:r>
-          <w:rPr>
-            <w:rStyle w:val="ac"/>
-            <w:rFonts w:ascii="Times New Roman" w:hAnsi="Times New Roman" w:cs="Times New Roman"/>
-            <w:sz w:val="28"/>
-            <w:szCs w:val="28"/>
-          </w:rPr>
-          <w:t>ца</w:t>
-        </w:r>
-        <w:r>
-          <w:rPr>
-            <w:rStyle w:val="ac"/>
-            <w:rFonts w:ascii="Times New Roman" w:hAnsi="Times New Roman" w:cs="Times New Roman"/>
-            <w:sz w:val="28"/>
-            <w:szCs w:val="28"/>
-          </w:rPr>
-          <w:t xml:space="preserve"> </w:t>
-        </w:r>
-        <w:r>
-          <w:rPr>
-            <w:rStyle w:val="ac"/>
-            <w:rFonts w:ascii="Times New Roman" w:hAnsi="Times New Roman" w:cs="Times New Roman"/>
-            <w:sz w:val="28"/>
-            <w:szCs w:val="28"/>
-          </w:rPr>
-          <w:t>Со</w:t>
-        </w:r>
-        <w:r>
-          <w:rPr>
-            <w:rStyle w:val="ac"/>
-            <w:rFonts w:ascii="Times New Roman" w:hAnsi="Times New Roman" w:cs="Times New Roman"/>
-            <w:sz w:val="28"/>
-            <w:szCs w:val="28"/>
-          </w:rPr>
-          <w:t>т</w:t>
-        </w:r>
-        <w:r>
-          <w:rPr>
-            <w:rStyle w:val="ac"/>
-            <w:rFonts w:ascii="Times New Roman" w:hAnsi="Times New Roman" w:cs="Times New Roman"/>
-            <w:sz w:val="28"/>
-            <w:szCs w:val="28"/>
-          </w:rPr>
-          <w:t>р</w:t>
-        </w:r>
-        <w:r>
-          <w:rPr>
-            <w:rStyle w:val="ac"/>
-            <w:rFonts w:ascii="Times New Roman" w:hAnsi="Times New Roman" w:cs="Times New Roman"/>
-            <w:sz w:val="28"/>
-            <w:szCs w:val="28"/>
-          </w:rPr>
-          <w:t>удн</w:t>
-        </w:r>
-        <w:r>
-          <w:rPr>
-            <w:rStyle w:val="ac"/>
-            <w:rFonts w:ascii="Times New Roman" w:hAnsi="Times New Roman" w:cs="Times New Roman"/>
-            <w:sz w:val="28"/>
-            <w:szCs w:val="28"/>
-          </w:rPr>
-          <w:t>и</w:t>
-        </w:r>
-        <w:r>
-          <w:rPr>
-            <w:rStyle w:val="ac"/>
-            <w:rFonts w:ascii="Times New Roman" w:hAnsi="Times New Roman" w:cs="Times New Roman"/>
-            <w:sz w:val="28"/>
-            <w:szCs w:val="28"/>
-          </w:rPr>
-          <w:t>ки......................................................</w:t>
+          <w:t>Страница Сотрудники......................................................</w:t>
         </w:r>
         <w:r>
           <w:rPr>
@@ -1320,61 +936,7 @@
             <w:sz w:val="28"/>
             <w:szCs w:val="28"/>
           </w:rPr>
-          <w:t>Окно доб</w:t>
-        </w:r>
-        <w:r>
-          <w:rPr>
-            <w:rStyle w:val="ac"/>
-            <w:rFonts w:ascii="Times New Roman" w:hAnsi="Times New Roman" w:cs="Times New Roman"/>
-            <w:sz w:val="28"/>
-            <w:szCs w:val="28"/>
-          </w:rPr>
-          <w:t>а</w:t>
-        </w:r>
-        <w:r>
-          <w:rPr>
-            <w:rStyle w:val="ac"/>
-            <w:rFonts w:ascii="Times New Roman" w:hAnsi="Times New Roman" w:cs="Times New Roman"/>
-            <w:sz w:val="28"/>
-            <w:szCs w:val="28"/>
-          </w:rPr>
-          <w:t>вле</w:t>
-        </w:r>
-        <w:r>
-          <w:rPr>
-            <w:rStyle w:val="ac"/>
-            <w:rFonts w:ascii="Times New Roman" w:hAnsi="Times New Roman" w:cs="Times New Roman"/>
-            <w:sz w:val="28"/>
-            <w:szCs w:val="28"/>
-          </w:rPr>
-          <w:t>н</w:t>
-        </w:r>
-        <w:r>
-          <w:rPr>
-            <w:rStyle w:val="ac"/>
-            <w:rFonts w:ascii="Times New Roman" w:hAnsi="Times New Roman" w:cs="Times New Roman"/>
-            <w:sz w:val="28"/>
-            <w:szCs w:val="28"/>
-          </w:rPr>
-          <w:t>ия н</w:t>
-        </w:r>
-        <w:r>
-          <w:rPr>
-            <w:rStyle w:val="ac"/>
-            <w:rFonts w:ascii="Times New Roman" w:hAnsi="Times New Roman" w:cs="Times New Roman"/>
-            <w:sz w:val="28"/>
-            <w:szCs w:val="28"/>
-          </w:rPr>
-          <w:t>о</w:t>
-        </w:r>
-        <w:r>
-          <w:rPr>
-            <w:rStyle w:val="ac"/>
-            <w:rFonts w:ascii="Times New Roman" w:hAnsi="Times New Roman" w:cs="Times New Roman"/>
-            <w:sz w:val="28"/>
-            <w:szCs w:val="28"/>
-          </w:rPr>
-          <w:t>вого сотрудника.............................................................</w:t>
+          <w:t>Окно добавления нового сотрудника.............................................................</w:t>
         </w:r>
         <w:r>
           <w:rPr>
@@ -1411,43 +973,7 @@
             <w:sz w:val="28"/>
             <w:szCs w:val="28"/>
           </w:rPr>
-          <w:t>Страни</w:t>
-        </w:r>
-        <w:r>
-          <w:rPr>
-            <w:rStyle w:val="ac"/>
-            <w:rFonts w:ascii="Times New Roman" w:hAnsi="Times New Roman" w:cs="Times New Roman"/>
-            <w:sz w:val="28"/>
-            <w:szCs w:val="28"/>
-          </w:rPr>
-          <w:t>ц</w:t>
-        </w:r>
-        <w:r>
-          <w:rPr>
-            <w:rStyle w:val="ac"/>
-            <w:rFonts w:ascii="Times New Roman" w:hAnsi="Times New Roman" w:cs="Times New Roman"/>
-            <w:sz w:val="28"/>
-            <w:szCs w:val="28"/>
-          </w:rPr>
-          <w:t>а Туры .</w:t>
-        </w:r>
-        <w:r>
-          <w:rPr>
-            <w:rStyle w:val="ac"/>
-            <w:rFonts w:ascii="Times New Roman" w:hAnsi="Times New Roman" w:cs="Times New Roman"/>
-            <w:sz w:val="28"/>
-            <w:szCs w:val="28"/>
-          </w:rPr>
-          <w:t>.</w:t>
-        </w:r>
-        <w:r>
-          <w:rPr>
-            <w:rStyle w:val="ac"/>
-            <w:rFonts w:ascii="Times New Roman" w:hAnsi="Times New Roman" w:cs="Times New Roman"/>
-            <w:sz w:val="28"/>
-            <w:szCs w:val="28"/>
-          </w:rPr>
-          <w:t>..............................................................................................</w:t>
+          <w:t>Страница Туры ................................................................................................</w:t>
         </w:r>
         <w:r>
           <w:rPr>
@@ -1484,43 +1010,7 @@
             <w:sz w:val="28"/>
             <w:szCs w:val="28"/>
           </w:rPr>
-          <w:t>Окно добавле</w:t>
-        </w:r>
-        <w:r>
-          <w:rPr>
-            <w:rStyle w:val="ac"/>
-            <w:rFonts w:ascii="Times New Roman" w:hAnsi="Times New Roman" w:cs="Times New Roman"/>
-            <w:sz w:val="28"/>
-            <w:szCs w:val="28"/>
-          </w:rPr>
-          <w:t>н</w:t>
-        </w:r>
-        <w:r>
-          <w:rPr>
-            <w:rStyle w:val="ac"/>
-            <w:rFonts w:ascii="Times New Roman" w:hAnsi="Times New Roman" w:cs="Times New Roman"/>
-            <w:sz w:val="28"/>
-            <w:szCs w:val="28"/>
-          </w:rPr>
-          <w:t>ия нов</w:t>
-        </w:r>
-        <w:r>
-          <w:rPr>
-            <w:rStyle w:val="ac"/>
-            <w:rFonts w:ascii="Times New Roman" w:hAnsi="Times New Roman" w:cs="Times New Roman"/>
-            <w:sz w:val="28"/>
-            <w:szCs w:val="28"/>
-          </w:rPr>
-          <w:t>о</w:t>
-        </w:r>
-        <w:r>
-          <w:rPr>
-            <w:rStyle w:val="ac"/>
-            <w:rFonts w:ascii="Times New Roman" w:hAnsi="Times New Roman" w:cs="Times New Roman"/>
-            <w:sz w:val="28"/>
-            <w:szCs w:val="28"/>
-          </w:rPr>
-          <w:t>го тура .........................................................................</w:t>
+          <w:t>Окно добавления нового тура .........................................................................</w:t>
         </w:r>
         <w:r>
           <w:rPr>
@@ -1557,43 +1047,7 @@
             <w:sz w:val="28"/>
             <w:szCs w:val="28"/>
           </w:rPr>
-          <w:t>Окно добавления о</w:t>
-        </w:r>
-        <w:r>
-          <w:rPr>
-            <w:rStyle w:val="ac"/>
-            <w:rFonts w:ascii="Times New Roman" w:hAnsi="Times New Roman" w:cs="Times New Roman"/>
-            <w:sz w:val="28"/>
-            <w:szCs w:val="28"/>
-          </w:rPr>
-          <w:t>т</w:t>
-        </w:r>
-        <w:r>
-          <w:rPr>
-            <w:rStyle w:val="ac"/>
-            <w:rFonts w:ascii="Times New Roman" w:hAnsi="Times New Roman" w:cs="Times New Roman"/>
-            <w:sz w:val="28"/>
-            <w:szCs w:val="28"/>
-          </w:rPr>
-          <w:t>еля в тур ................................</w:t>
-        </w:r>
-        <w:r>
-          <w:rPr>
-            <w:rStyle w:val="ac"/>
-            <w:rFonts w:ascii="Times New Roman" w:hAnsi="Times New Roman" w:cs="Times New Roman"/>
-            <w:sz w:val="28"/>
-            <w:szCs w:val="28"/>
-          </w:rPr>
-          <w:t>.</w:t>
-        </w:r>
-        <w:r>
-          <w:rPr>
-            <w:rStyle w:val="ac"/>
-            <w:rFonts w:ascii="Times New Roman" w:hAnsi="Times New Roman" w:cs="Times New Roman"/>
-            <w:sz w:val="28"/>
-            <w:szCs w:val="28"/>
-          </w:rPr>
-          <w:t>..............................................10</w:t>
+          <w:t>Окно добавления отеля в тур ...............................................................................10</w:t>
         </w:r>
       </w:hyperlink>
       <w:r>
@@ -1612,43 +1066,7 @@
             <w:sz w:val="28"/>
             <w:szCs w:val="28"/>
           </w:rPr>
-          <w:t>Функционал мен</w:t>
-        </w:r>
-        <w:r>
-          <w:rPr>
-            <w:rStyle w:val="ac"/>
-            <w:rFonts w:ascii="Times New Roman" w:hAnsi="Times New Roman" w:cs="Times New Roman"/>
-            <w:sz w:val="28"/>
-            <w:szCs w:val="28"/>
-          </w:rPr>
-          <w:t>е</w:t>
-        </w:r>
-        <w:r>
-          <w:rPr>
-            <w:rStyle w:val="ac"/>
-            <w:rFonts w:ascii="Times New Roman" w:hAnsi="Times New Roman" w:cs="Times New Roman"/>
-            <w:sz w:val="28"/>
-            <w:szCs w:val="28"/>
-          </w:rPr>
-          <w:t>д</w:t>
-        </w:r>
-        <w:r>
-          <w:rPr>
-            <w:rStyle w:val="ac"/>
-            <w:rFonts w:ascii="Times New Roman" w:hAnsi="Times New Roman" w:cs="Times New Roman"/>
-            <w:sz w:val="28"/>
-            <w:szCs w:val="28"/>
-          </w:rPr>
-          <w:t>ж</w:t>
-        </w:r>
-        <w:r>
-          <w:rPr>
-            <w:rStyle w:val="ac"/>
-            <w:rFonts w:ascii="Times New Roman" w:hAnsi="Times New Roman" w:cs="Times New Roman"/>
-            <w:sz w:val="28"/>
-            <w:szCs w:val="28"/>
-          </w:rPr>
-          <w:t>ера ......................................................................................</w:t>
+          <w:t>Функционал менеджера ......................................................................................</w:t>
         </w:r>
         <w:r>
           <w:rPr>
@@ -1685,61 +1103,7 @@
             <w:sz w:val="28"/>
             <w:szCs w:val="28"/>
           </w:rPr>
-          <w:t>Стр</w:t>
-        </w:r>
-        <w:r>
-          <w:rPr>
-            <w:rStyle w:val="ac"/>
-            <w:rFonts w:ascii="Times New Roman" w:hAnsi="Times New Roman" w:cs="Times New Roman"/>
-            <w:sz w:val="28"/>
-            <w:szCs w:val="28"/>
-          </w:rPr>
-          <w:t>а</w:t>
-        </w:r>
-        <w:r>
-          <w:rPr>
-            <w:rStyle w:val="ac"/>
-            <w:rFonts w:ascii="Times New Roman" w:hAnsi="Times New Roman" w:cs="Times New Roman"/>
-            <w:sz w:val="28"/>
-            <w:szCs w:val="28"/>
-          </w:rPr>
-          <w:t>ница Бр</w:t>
-        </w:r>
-        <w:r>
-          <w:rPr>
-            <w:rStyle w:val="ac"/>
-            <w:rFonts w:ascii="Times New Roman" w:hAnsi="Times New Roman" w:cs="Times New Roman"/>
-            <w:sz w:val="28"/>
-            <w:szCs w:val="28"/>
-          </w:rPr>
-          <w:t>о</w:t>
-        </w:r>
-        <w:r>
-          <w:rPr>
-            <w:rStyle w:val="ac"/>
-            <w:rFonts w:ascii="Times New Roman" w:hAnsi="Times New Roman" w:cs="Times New Roman"/>
-            <w:sz w:val="28"/>
-            <w:szCs w:val="28"/>
-          </w:rPr>
-          <w:t>нирования .........</w:t>
-        </w:r>
-        <w:r>
-          <w:rPr>
-            <w:rStyle w:val="ac"/>
-            <w:rFonts w:ascii="Times New Roman" w:hAnsi="Times New Roman" w:cs="Times New Roman"/>
-            <w:sz w:val="28"/>
-            <w:szCs w:val="28"/>
-          </w:rPr>
-          <w:t>.</w:t>
-        </w:r>
-        <w:r>
-          <w:rPr>
-            <w:rStyle w:val="ac"/>
-            <w:rFonts w:ascii="Times New Roman" w:hAnsi="Times New Roman" w:cs="Times New Roman"/>
-            <w:sz w:val="28"/>
-            <w:szCs w:val="28"/>
-          </w:rPr>
-          <w:t>................................</w:t>
+          <w:t>Страница Бронирования ..........................................</w:t>
         </w:r>
         <w:r>
           <w:rPr>
@@ -1794,43 +1158,7 @@
             <w:sz w:val="28"/>
             <w:szCs w:val="28"/>
           </w:rPr>
-          <w:t>Окно доба</w:t>
-        </w:r>
-        <w:r>
-          <w:rPr>
-            <w:rStyle w:val="ac"/>
-            <w:rFonts w:ascii="Times New Roman" w:hAnsi="Times New Roman" w:cs="Times New Roman"/>
-            <w:sz w:val="28"/>
-            <w:szCs w:val="28"/>
-          </w:rPr>
-          <w:t>в</w:t>
-        </w:r>
-        <w:r>
-          <w:rPr>
-            <w:rStyle w:val="ac"/>
-            <w:rFonts w:ascii="Times New Roman" w:hAnsi="Times New Roman" w:cs="Times New Roman"/>
-            <w:sz w:val="28"/>
-            <w:szCs w:val="28"/>
-          </w:rPr>
-          <w:t>ления нового бронирования ............................</w:t>
-        </w:r>
-        <w:r>
-          <w:rPr>
-            <w:rStyle w:val="ac"/>
-            <w:rFonts w:ascii="Times New Roman" w:hAnsi="Times New Roman" w:cs="Times New Roman"/>
-            <w:sz w:val="28"/>
-            <w:szCs w:val="28"/>
-          </w:rPr>
-          <w:t>.</w:t>
-        </w:r>
-        <w:r>
-          <w:rPr>
-            <w:rStyle w:val="ac"/>
-            <w:rFonts w:ascii="Times New Roman" w:hAnsi="Times New Roman" w:cs="Times New Roman"/>
-            <w:sz w:val="28"/>
-            <w:szCs w:val="28"/>
-          </w:rPr>
-          <w:t>.......................</w:t>
+          <w:t>Окно добавления нового бронирования ....................................................</w:t>
         </w:r>
         <w:r>
           <w:rPr>
@@ -1867,70 +1195,7 @@
             <w:sz w:val="28"/>
             <w:szCs w:val="28"/>
           </w:rPr>
-          <w:t>Фу</w:t>
-        </w:r>
-        <w:r>
-          <w:rPr>
-            <w:rStyle w:val="ac"/>
-            <w:rFonts w:ascii="Times New Roman" w:hAnsi="Times New Roman" w:cs="Times New Roman"/>
-            <w:sz w:val="28"/>
-            <w:szCs w:val="28"/>
-          </w:rPr>
-          <w:t>н</w:t>
-        </w:r>
-        <w:r>
-          <w:rPr>
-            <w:rStyle w:val="ac"/>
-            <w:rFonts w:ascii="Times New Roman" w:hAnsi="Times New Roman" w:cs="Times New Roman"/>
-            <w:sz w:val="28"/>
-            <w:szCs w:val="28"/>
-          </w:rPr>
-          <w:t>к</w:t>
-        </w:r>
-        <w:r>
-          <w:rPr>
-            <w:rStyle w:val="ac"/>
-            <w:rFonts w:ascii="Times New Roman" w:hAnsi="Times New Roman" w:cs="Times New Roman"/>
-            <w:sz w:val="28"/>
-            <w:szCs w:val="28"/>
-          </w:rPr>
-          <w:t>ционал</w:t>
-        </w:r>
-        <w:r>
-          <w:rPr>
-            <w:rStyle w:val="ac"/>
-            <w:rFonts w:ascii="Times New Roman" w:hAnsi="Times New Roman" w:cs="Times New Roman"/>
-            <w:sz w:val="28"/>
-            <w:szCs w:val="28"/>
-          </w:rPr>
-          <w:t xml:space="preserve"> </w:t>
-        </w:r>
-        <w:r>
-          <w:rPr>
-            <w:rStyle w:val="ac"/>
-            <w:rFonts w:ascii="Times New Roman" w:hAnsi="Times New Roman" w:cs="Times New Roman"/>
-            <w:sz w:val="28"/>
-            <w:szCs w:val="28"/>
-          </w:rPr>
-          <w:t>бухгалтера ............</w:t>
-        </w:r>
-        <w:r>
-          <w:rPr>
-            <w:rStyle w:val="ac"/>
-            <w:rFonts w:ascii="Times New Roman" w:hAnsi="Times New Roman" w:cs="Times New Roman"/>
-            <w:sz w:val="28"/>
-            <w:szCs w:val="28"/>
-          </w:rPr>
-          <w:t>.</w:t>
-        </w:r>
-        <w:r>
-          <w:rPr>
-            <w:rStyle w:val="ac"/>
-            <w:rFonts w:ascii="Times New Roman" w:hAnsi="Times New Roman" w:cs="Times New Roman"/>
-            <w:sz w:val="28"/>
-            <w:szCs w:val="28"/>
-          </w:rPr>
-          <w:t>..................................................................</w:t>
+          <w:t>Функционал бухгалтера ...............................................................................</w:t>
         </w:r>
         <w:r>
           <w:rPr>
@@ -1967,43 +1232,7 @@
             <w:sz w:val="28"/>
             <w:szCs w:val="28"/>
           </w:rPr>
-          <w:t>Страница Фи</w:t>
-        </w:r>
-        <w:r>
-          <w:rPr>
-            <w:rStyle w:val="ac"/>
-            <w:rFonts w:ascii="Times New Roman" w:hAnsi="Times New Roman" w:cs="Times New Roman"/>
-            <w:sz w:val="28"/>
-            <w:szCs w:val="28"/>
-          </w:rPr>
-          <w:t>н</w:t>
-        </w:r>
-        <w:r>
-          <w:rPr>
-            <w:rStyle w:val="ac"/>
-            <w:rFonts w:ascii="Times New Roman" w:hAnsi="Times New Roman" w:cs="Times New Roman"/>
-            <w:sz w:val="28"/>
-            <w:szCs w:val="28"/>
-          </w:rPr>
-          <w:t>ансы ..................</w:t>
-        </w:r>
-        <w:r>
-          <w:rPr>
-            <w:rStyle w:val="ac"/>
-            <w:rFonts w:ascii="Times New Roman" w:hAnsi="Times New Roman" w:cs="Times New Roman"/>
-            <w:sz w:val="28"/>
-            <w:szCs w:val="28"/>
-          </w:rPr>
-          <w:t>.</w:t>
-        </w:r>
-        <w:r>
-          <w:rPr>
-            <w:rStyle w:val="ac"/>
-            <w:rFonts w:ascii="Times New Roman" w:hAnsi="Times New Roman" w:cs="Times New Roman"/>
-            <w:sz w:val="28"/>
-            <w:szCs w:val="28"/>
-          </w:rPr>
-          <w:t>............................................................................13</w:t>
+          <w:t>Страница Финансы ...............................................................................................13</w:t>
         </w:r>
       </w:hyperlink>
     </w:p>
@@ -2079,6 +1308,8 @@
         </w:rPr>
       </w:pPr>
       <w:bookmarkStart w:id="0" w:name="Glava1"/>
+      <w:bookmarkStart w:id="1" w:name="_GoBack"/>
+      <w:bookmarkEnd w:id="1"/>
       <w:r>
         <w:rPr>
           <w:rFonts w:ascii="Times New Roman" w:hAnsi="Times New Roman" w:cs="Times New Roman"/>
@@ -2156,7 +1387,7 @@
           <w:szCs w:val="28"/>
         </w:rPr>
         <w:pict w14:anchorId="5CE1B89A">
-          <v:rect id="_x0000_i1200" style="width:0;height:.75pt" o:hralign="center" o:hrstd="t" o:hr="t" fillcolor="#a0a0a0" stroked="f"/>
+          <v:rect id="_x0000_i1025" style="width:0;height:.75pt" o:hralign="center" o:hrstd="t" o:hr="t" fillcolor="#a0a0a0" stroked="f"/>
         </w:pict>
       </w:r>
     </w:p>
@@ -2171,7 +1402,7 @@
           <w:szCs w:val="28"/>
         </w:rPr>
       </w:pPr>
-      <w:bookmarkStart w:id="1" w:name="Glava2"/>
+      <w:bookmarkStart w:id="2" w:name="Glava2"/>
       <w:r>
         <w:rPr>
           <w:rFonts w:ascii="Times New Roman" w:hAnsi="Times New Roman" w:cs="Times New Roman"/>
@@ -2183,7 +1414,7 @@
         <w:t>Описание системы</w:t>
       </w:r>
     </w:p>
-    <w:bookmarkEnd w:id="1"/>
+    <w:bookmarkEnd w:id="2"/>
     <w:p>
       <w:pPr>
         <w:spacing w:line="360" w:lineRule="auto"/>
@@ -2427,7 +1658,7 @@
           <w:szCs w:val="28"/>
         </w:rPr>
         <w:pict w14:anchorId="5A73DC09">
-          <v:rect id="_x0000_i1201" style="width:0;height:.75pt" o:hralign="center" o:hrstd="t" o:hr="t" fillcolor="#a0a0a0" stroked="f"/>
+          <v:rect id="_x0000_i1026" style="width:0;height:.75pt" o:hralign="center" o:hrstd="t" o:hr="t" fillcolor="#a0a0a0" stroked="f"/>
         </w:pict>
       </w:r>
     </w:p>
@@ -2442,7 +1673,7 @@
           <w:szCs w:val="28"/>
         </w:rPr>
       </w:pPr>
-      <w:bookmarkStart w:id="2" w:name="Glava3"/>
+      <w:bookmarkStart w:id="3" w:name="Glava3"/>
       <w:r>
         <w:rPr>
           <w:rFonts w:ascii="Times New Roman" w:hAnsi="Times New Roman" w:cs="Times New Roman"/>
@@ -2454,7 +1685,7 @@
         <w:t>Структура системы</w:t>
       </w:r>
     </w:p>
-    <w:bookmarkEnd w:id="2"/>
+    <w:bookmarkEnd w:id="3"/>
     <w:p>
       <w:pPr>
         <w:spacing w:line="360" w:lineRule="auto"/>
@@ -2497,7 +1728,7 @@
           <w:szCs w:val="28"/>
         </w:rPr>
         <w:pict w14:anchorId="29CD3B49">
-          <v:rect id="_x0000_i1202" style="width:0;height:.75pt" o:hralign="center" o:hrstd="t" o:hr="t" fillcolor="#a0a0a0" stroked="f"/>
+          <v:rect id="_x0000_i1027" style="width:0;height:.75pt" o:hralign="center" o:hrstd="t" o:hr="t" fillcolor="#a0a0a0" stroked="f"/>
         </w:pict>
       </w:r>
     </w:p>
@@ -2512,7 +1743,7 @@
           <w:szCs w:val="28"/>
         </w:rPr>
       </w:pPr>
-      <w:bookmarkStart w:id="3" w:name="Glava4"/>
+      <w:bookmarkStart w:id="4" w:name="Glava4"/>
       <w:r>
         <w:rPr>
           <w:rFonts w:ascii="Times New Roman" w:hAnsi="Times New Roman" w:cs="Times New Roman"/>
@@ -2524,7 +1755,7 @@
         <w:t>Функциональные характеристики системы</w:t>
       </w:r>
     </w:p>
-    <w:bookmarkEnd w:id="3"/>
+    <w:bookmarkEnd w:id="4"/>
     <w:p>
       <w:pPr>
         <w:spacing w:line="360" w:lineRule="auto"/>
@@ -2698,7 +1929,7 @@
           <w:szCs w:val="28"/>
         </w:rPr>
         <w:pict w14:anchorId="41681638">
-          <v:rect id="_x0000_i1203" style="width:0;height:.75pt" o:hralign="center" o:hrstd="t" o:hr="t" fillcolor="#a0a0a0" stroked="f"/>
+          <v:rect id="_x0000_i1028" style="width:0;height:.75pt" o:hralign="center" o:hrstd="t" o:hr="t" fillcolor="#a0a0a0" stroked="f"/>
         </w:pict>
       </w:r>
     </w:p>
@@ -2713,7 +1944,7 @@
           <w:szCs w:val="28"/>
         </w:rPr>
       </w:pPr>
-      <w:bookmarkStart w:id="4" w:name="Glava5"/>
+      <w:bookmarkStart w:id="5" w:name="Glava5"/>
       <w:r>
         <w:rPr>
           <w:rFonts w:ascii="Times New Roman" w:hAnsi="Times New Roman" w:cs="Times New Roman"/>
@@ -2768,8 +1999,8 @@
           <w:szCs w:val="28"/>
         </w:rPr>
       </w:pPr>
-      <w:bookmarkStart w:id="5" w:name="Glava6"/>
-      <w:bookmarkEnd w:id="4"/>
+      <w:bookmarkStart w:id="6" w:name="Glava6"/>
+      <w:bookmarkEnd w:id="5"/>
       <w:r>
         <w:rPr>
           <w:rFonts w:ascii="Times New Roman" w:hAnsi="Times New Roman" w:cs="Times New Roman"/>
@@ -2781,7 +2012,7 @@
         <w:t>Авторизация</w:t>
       </w:r>
     </w:p>
-    <w:bookmarkEnd w:id="5"/>
+    <w:bookmarkEnd w:id="6"/>
     <w:p>
       <w:pPr>
         <w:spacing w:line="360" w:lineRule="auto"/>
@@ -2889,7 +2120,7 @@
           <w:szCs w:val="28"/>
         </w:rPr>
       </w:pPr>
-      <w:bookmarkStart w:id="6" w:name="Glava7"/>
+      <w:bookmarkStart w:id="7" w:name="Glava7"/>
       <w:r>
         <w:rPr>
           <w:rFonts w:ascii="Times New Roman" w:hAnsi="Times New Roman" w:cs="Times New Roman"/>
@@ -2901,7 +2132,7 @@
         <w:t>Функционал окна Авторизации</w:t>
       </w:r>
     </w:p>
-    <w:bookmarkEnd w:id="6"/>
+    <w:bookmarkEnd w:id="7"/>
     <w:p>
       <w:pPr>
         <w:numPr>
@@ -2989,7 +2220,6 @@
           <w:bCs/>
           <w:sz w:val="28"/>
           <w:szCs w:val="28"/>
-          <w:lang w:val="en-US"/>
         </w:rPr>
       </w:pPr>
     </w:p>
@@ -3093,67 +2323,80 @@
     <w:p>
       <w:pPr>
         <w:spacing w:line="360" w:lineRule="auto"/>
-        <w:rPr>
-          <w:rFonts w:ascii="Times New Roman" w:hAnsi="Times New Roman" w:cs="Times New Roman"/>
-          <w:b/>
-          <w:bCs/>
-          <w:sz w:val="28"/>
-          <w:szCs w:val="28"/>
-        </w:rPr>
-      </w:pPr>
-      <w:r>
-        <w:rPr>
-          <w:rFonts w:ascii="Times New Roman" w:hAnsi="Times New Roman" w:cs="Times New Roman"/>
-          <w:b/>
-          <w:bCs/>
-          <w:sz w:val="28"/>
-          <w:szCs w:val="28"/>
-        </w:rPr>
-        <w:t>&lt;</w:t>
-      </w:r>
-      <w:proofErr w:type="spellStart"/>
-      <w:r>
-        <w:rPr>
-          <w:rFonts w:ascii="Times New Roman" w:hAnsi="Times New Roman" w:cs="Times New Roman"/>
-          <w:b/>
-          <w:bCs/>
-          <w:sz w:val="28"/>
-          <w:szCs w:val="28"/>
-        </w:rPr>
-        <w:t>center</w:t>
-      </w:r>
-      <w:proofErr w:type="spellEnd"/>
-      <w:r>
-        <w:rPr>
-          <w:rFonts w:ascii="Times New Roman" w:hAnsi="Times New Roman" w:cs="Times New Roman"/>
-          <w:b/>
-          <w:bCs/>
-          <w:sz w:val="28"/>
-          <w:szCs w:val="28"/>
-        </w:rPr>
-        <w:t>&gt;Рис. 1 – Скриншот окна авторизации&lt;/</w:t>
-      </w:r>
-      <w:proofErr w:type="spellStart"/>
-      <w:r>
-        <w:rPr>
-          <w:rFonts w:ascii="Times New Roman" w:hAnsi="Times New Roman" w:cs="Times New Roman"/>
-          <w:b/>
-          <w:bCs/>
-          <w:sz w:val="28"/>
-          <w:szCs w:val="28"/>
-        </w:rPr>
-        <w:t>center</w:t>
-      </w:r>
-      <w:proofErr w:type="spellEnd"/>
-      <w:r>
-        <w:rPr>
-          <w:rFonts w:ascii="Times New Roman" w:hAnsi="Times New Roman" w:cs="Times New Roman"/>
-          <w:b/>
-          <w:bCs/>
-          <w:sz w:val="28"/>
-          <w:szCs w:val="28"/>
-        </w:rPr>
-        <w:t>&gt;</w:t>
+        <w:ind w:left="360"/>
+        <w:rPr>
+          <w:rFonts w:ascii="Times New Roman" w:hAnsi="Times New Roman" w:cs="Times New Roman"/>
+          <w:b/>
+          <w:bCs/>
+          <w:sz w:val="28"/>
+          <w:szCs w:val="28"/>
+        </w:rPr>
+      </w:pPr>
+      <w:r>
+        <w:rPr>
+          <w:rFonts w:ascii="Times New Roman" w:hAnsi="Times New Roman" w:cs="Times New Roman"/>
+          <w:b/>
+          <w:bCs/>
+          <w:sz w:val="28"/>
+          <w:szCs w:val="28"/>
+        </w:rPr>
+        <w:drawing>
+          <wp:inline distT="0" distB="0" distL="0" distR="0" wp14:anchorId="40C541E0" wp14:editId="6A7D08BC">
+            <wp:extent cx="3743847" cy="3115110"/>
+            <wp:effectExtent l="0" t="0" r="0" b="9525"/>
+            <wp:docPr id="1" name="Рисунок 1"/>
+            <wp:cNvGraphicFramePr>
+              <a:graphicFrameLocks xmlns:a="http://schemas.openxmlformats.org/drawingml/2006/main" noChangeAspect="1"/>
+            </wp:cNvGraphicFramePr>
+            <a:graphic xmlns:a="http://schemas.openxmlformats.org/drawingml/2006/main">
+              <a:graphicData uri="http://schemas.openxmlformats.org/drawingml/2006/picture">
+                <pic:pic xmlns:pic="http://schemas.openxmlformats.org/drawingml/2006/picture">
+                  <pic:nvPicPr>
+                    <pic:cNvPr id="1" name=""/>
+                    <pic:cNvPicPr/>
+                  </pic:nvPicPr>
+                  <pic:blipFill>
+                    <a:blip r:embed="rId5"/>
+                    <a:stretch>
+                      <a:fillRect/>
+                    </a:stretch>
+                  </pic:blipFill>
+                  <pic:spPr>
+                    <a:xfrm>
+                      <a:off x="0" y="0"/>
+                      <a:ext cx="3743847" cy="3115110"/>
+                    </a:xfrm>
+                    <a:prstGeom prst="rect">
+                      <a:avLst/>
+                    </a:prstGeom>
+                  </pic:spPr>
+                </pic:pic>
+              </a:graphicData>
+            </a:graphic>
+          </wp:inline>
+        </w:drawing>
+      </w:r>
+    </w:p>
+    <w:p>
+      <w:pPr>
+        <w:spacing w:line="360" w:lineRule="auto"/>
+        <w:rPr>
+          <w:rFonts w:ascii="Times New Roman" w:hAnsi="Times New Roman" w:cs="Times New Roman"/>
+          <w:b/>
+          <w:bCs/>
+          <w:sz w:val="28"/>
+          <w:szCs w:val="28"/>
+        </w:rPr>
+      </w:pPr>
+      <w:r>
+        <w:rPr>
+          <w:rFonts w:ascii="Times New Roman" w:hAnsi="Times New Roman" w:cs="Times New Roman"/>
+          <w:b/>
+          <w:bCs/>
+          <w:sz w:val="28"/>
+          <w:szCs w:val="28"/>
+        </w:rPr>
+        <w:t>Рис. 1 – Скриншот окна авторизации</w:t>
       </w:r>
     </w:p>
     <w:p>
@@ -3176,7 +2419,7 @@
           <w:szCs w:val="28"/>
         </w:rPr>
         <w:pict w14:anchorId="51292CBF">
-          <v:rect id="_x0000_i1204" style="width:0;height:.75pt" o:hralign="center" o:hrstd="t" o:hr="t" fillcolor="#a0a0a0" stroked="f"/>
+          <v:rect id="_x0000_i1029" style="width:0;height:.75pt" o:hralign="center" o:hrstd="t" o:hr="t" fillcolor="#a0a0a0" stroked="f"/>
         </w:pict>
       </w:r>
     </w:p>
@@ -3191,7 +2434,7 @@
           <w:szCs w:val="28"/>
         </w:rPr>
       </w:pPr>
-      <w:bookmarkStart w:id="7" w:name="Glava8"/>
+      <w:bookmarkStart w:id="8" w:name="Glava8"/>
       <w:r>
         <w:rPr>
           <w:rFonts w:ascii="Times New Roman" w:hAnsi="Times New Roman" w:cs="Times New Roman"/>
@@ -3203,7 +2446,7 @@
         <w:t>Функционал администратора</w:t>
       </w:r>
     </w:p>
-    <w:bookmarkEnd w:id="7"/>
+    <w:bookmarkEnd w:id="8"/>
     <w:p>
       <w:pPr>
         <w:spacing w:line="360" w:lineRule="auto"/>
@@ -3237,7 +2480,7 @@
           <w:szCs w:val="28"/>
         </w:rPr>
       </w:pPr>
-      <w:bookmarkStart w:id="8" w:name="Glava9"/>
+      <w:bookmarkStart w:id="9" w:name="Glava9"/>
       <w:r>
         <w:rPr>
           <w:rFonts w:ascii="Times New Roman" w:hAnsi="Times New Roman" w:cs="Times New Roman"/>
@@ -3249,7 +2492,7 @@
         <w:t>Функционал Главного окна</w:t>
       </w:r>
     </w:p>
-    <w:bookmarkEnd w:id="8"/>
+    <w:bookmarkEnd w:id="9"/>
     <w:p>
       <w:pPr>
         <w:spacing w:line="360" w:lineRule="auto"/>
@@ -3295,6 +2538,7 @@
           <w:sz w:val="28"/>
           <w:szCs w:val="28"/>
         </w:rPr>
+        <w:lastRenderedPageBreak/>
         <w:t>Текст «Вы вошли как: [ФИО пользователя]».</w:t>
       </w:r>
     </w:p>
@@ -3473,165 +2717,178 @@
           <w:sz w:val="28"/>
           <w:szCs w:val="28"/>
         </w:rPr>
+        <w:t>Кнопка «Финансы» осуществляет переход на страницу со списком финансовых операций.</w:t>
+      </w:r>
+    </w:p>
+    <w:p>
+      <w:pPr>
+        <w:spacing w:line="360" w:lineRule="auto"/>
+        <w:ind w:left="720"/>
+        <w:rPr>
+          <w:rFonts w:ascii="Times New Roman" w:hAnsi="Times New Roman" w:cs="Times New Roman"/>
+          <w:b/>
+          <w:bCs/>
+          <w:sz w:val="28"/>
+          <w:szCs w:val="28"/>
+        </w:rPr>
+      </w:pPr>
+      <w:r>
+        <w:rPr>
+          <w:rFonts w:ascii="Times New Roman" w:hAnsi="Times New Roman" w:cs="Times New Roman"/>
+          <w:b/>
+          <w:bCs/>
+          <w:sz w:val="28"/>
+          <w:szCs w:val="28"/>
+        </w:rPr>
+        <w:drawing>
+          <wp:inline distT="0" distB="0" distL="0" distR="0" wp14:anchorId="793AD29C" wp14:editId="60AE9512">
+            <wp:extent cx="3381847" cy="2934109"/>
+            <wp:effectExtent l="0" t="0" r="9525" b="0"/>
+            <wp:docPr id="2" name="Рисунок 2"/>
+            <wp:cNvGraphicFramePr>
+              <a:graphicFrameLocks xmlns:a="http://schemas.openxmlformats.org/drawingml/2006/main" noChangeAspect="1"/>
+            </wp:cNvGraphicFramePr>
+            <a:graphic xmlns:a="http://schemas.openxmlformats.org/drawingml/2006/main">
+              <a:graphicData uri="http://schemas.openxmlformats.org/drawingml/2006/picture">
+                <pic:pic xmlns:pic="http://schemas.openxmlformats.org/drawingml/2006/picture">
+                  <pic:nvPicPr>
+                    <pic:cNvPr id="1" name=""/>
+                    <pic:cNvPicPr/>
+                  </pic:nvPicPr>
+                  <pic:blipFill>
+                    <a:blip r:embed="rId6"/>
+                    <a:stretch>
+                      <a:fillRect/>
+                    </a:stretch>
+                  </pic:blipFill>
+                  <pic:spPr>
+                    <a:xfrm>
+                      <a:off x="0" y="0"/>
+                      <a:ext cx="3381847" cy="2934109"/>
+                    </a:xfrm>
+                    <a:prstGeom prst="rect">
+                      <a:avLst/>
+                    </a:prstGeom>
+                  </pic:spPr>
+                </pic:pic>
+              </a:graphicData>
+            </a:graphic>
+          </wp:inline>
+        </w:drawing>
+      </w:r>
+    </w:p>
+    <w:p>
+      <w:pPr>
+        <w:spacing w:line="360" w:lineRule="auto"/>
+        <w:rPr>
+          <w:rFonts w:ascii="Times New Roman" w:hAnsi="Times New Roman" w:cs="Times New Roman"/>
+          <w:b/>
+          <w:bCs/>
+          <w:sz w:val="28"/>
+          <w:szCs w:val="28"/>
+        </w:rPr>
+      </w:pPr>
+      <w:r>
+        <w:rPr>
+          <w:rFonts w:ascii="Times New Roman" w:hAnsi="Times New Roman" w:cs="Times New Roman"/>
+          <w:b/>
+          <w:bCs/>
+          <w:sz w:val="28"/>
+          <w:szCs w:val="28"/>
+        </w:rPr>
+        <w:t>Рис. 2 – Скриншот главного окна администратора</w:t>
+      </w:r>
+    </w:p>
+    <w:p>
+      <w:pPr>
+        <w:spacing w:line="360" w:lineRule="auto"/>
+        <w:rPr>
+          <w:rFonts w:ascii="Times New Roman" w:hAnsi="Times New Roman" w:cs="Times New Roman"/>
+          <w:b/>
+          <w:bCs/>
+          <w:sz w:val="28"/>
+          <w:szCs w:val="28"/>
+        </w:rPr>
+      </w:pPr>
+      <w:r>
+        <w:rPr>
+          <w:rFonts w:ascii="Times New Roman" w:hAnsi="Times New Roman" w:cs="Times New Roman"/>
+          <w:b/>
+          <w:bCs/>
+          <w:sz w:val="28"/>
+          <w:szCs w:val="28"/>
+        </w:rPr>
+        <w:pict w14:anchorId="33A68363">
+          <v:rect id="_x0000_i1030" style="width:0;height:.75pt" o:hralign="center" o:hrstd="t" o:hr="t" fillcolor="#a0a0a0" stroked="f"/>
+        </w:pict>
+      </w:r>
+    </w:p>
+    <w:p>
+      <w:pPr>
+        <w:spacing w:line="360" w:lineRule="auto"/>
+        <w:rPr>
+          <w:rFonts w:ascii="Times New Roman" w:hAnsi="Times New Roman" w:cs="Times New Roman"/>
+          <w:b/>
+          <w:bCs/>
+          <w:sz w:val="28"/>
+          <w:szCs w:val="28"/>
+        </w:rPr>
+      </w:pPr>
+      <w:bookmarkStart w:id="10" w:name="Glava10"/>
+      <w:r>
+        <w:rPr>
+          <w:rFonts w:ascii="Times New Roman" w:hAnsi="Times New Roman" w:cs="Times New Roman"/>
+          <w:b/>
+          <w:bCs/>
+          <w:sz w:val="28"/>
+          <w:szCs w:val="28"/>
+        </w:rPr>
+        <w:t>Страница Сотрудники</w:t>
+      </w:r>
+    </w:p>
+    <w:bookmarkEnd w:id="10"/>
+    <w:p>
+      <w:pPr>
+        <w:spacing w:line="360" w:lineRule="auto"/>
+        <w:rPr>
+          <w:rFonts w:ascii="Times New Roman" w:hAnsi="Times New Roman" w:cs="Times New Roman"/>
+          <w:b/>
+          <w:bCs/>
+          <w:sz w:val="28"/>
+          <w:szCs w:val="28"/>
+        </w:rPr>
+      </w:pPr>
+      <w:r>
+        <w:rPr>
+          <w:rFonts w:ascii="Times New Roman" w:hAnsi="Times New Roman" w:cs="Times New Roman"/>
+          <w:b/>
+          <w:bCs/>
+          <w:sz w:val="28"/>
+          <w:szCs w:val="28"/>
+        </w:rPr>
+        <w:t>Страница «Сотрудники» предназначена для просмотра, редактирования и добавления записей о работниках агентства.</w:t>
+      </w:r>
+    </w:p>
+    <w:p>
+      <w:pPr>
+        <w:spacing w:line="360" w:lineRule="auto"/>
+        <w:rPr>
+          <w:rFonts w:ascii="Times New Roman" w:hAnsi="Times New Roman" w:cs="Times New Roman"/>
+          <w:b/>
+          <w:bCs/>
+          <w:sz w:val="28"/>
+          <w:szCs w:val="28"/>
+        </w:rPr>
+      </w:pPr>
+      <w:r>
+        <w:rPr>
+          <w:rFonts w:ascii="Times New Roman" w:hAnsi="Times New Roman" w:cs="Times New Roman"/>
+          <w:b/>
+          <w:bCs/>
+          <w:sz w:val="28"/>
+          <w:szCs w:val="28"/>
+        </w:rPr>
         <w:lastRenderedPageBreak/>
-        <w:t>Кнопка «Финансы» осуществляет переход на страницу со списком финансовых операций.</w:t>
-      </w:r>
-    </w:p>
-    <w:p>
-      <w:pPr>
-        <w:spacing w:line="360" w:lineRule="auto"/>
-        <w:rPr>
-          <w:rFonts w:ascii="Times New Roman" w:hAnsi="Times New Roman" w:cs="Times New Roman"/>
-          <w:b/>
-          <w:bCs/>
-          <w:sz w:val="28"/>
-          <w:szCs w:val="28"/>
-        </w:rPr>
-      </w:pPr>
-      <w:r>
-        <w:rPr>
-          <w:rFonts w:ascii="Times New Roman" w:hAnsi="Times New Roman" w:cs="Times New Roman"/>
-          <w:b/>
-          <w:bCs/>
-          <w:sz w:val="28"/>
-          <w:szCs w:val="28"/>
-        </w:rPr>
-        <w:t>&lt;</w:t>
-      </w:r>
-      <w:proofErr w:type="spellStart"/>
-      <w:r>
-        <w:rPr>
-          <w:rFonts w:ascii="Times New Roman" w:hAnsi="Times New Roman" w:cs="Times New Roman"/>
-          <w:b/>
-          <w:bCs/>
-          <w:sz w:val="28"/>
-          <w:szCs w:val="28"/>
-        </w:rPr>
-        <w:t>center</w:t>
-      </w:r>
-      <w:proofErr w:type="spellEnd"/>
-      <w:r>
-        <w:rPr>
-          <w:rFonts w:ascii="Times New Roman" w:hAnsi="Times New Roman" w:cs="Times New Roman"/>
-          <w:b/>
-          <w:bCs/>
-          <w:sz w:val="28"/>
-          <w:szCs w:val="28"/>
-        </w:rPr>
-        <w:t>&gt;Рис. 2 – Скриншот главного окна администратора&lt;/</w:t>
-      </w:r>
-      <w:proofErr w:type="spellStart"/>
-      <w:r>
-        <w:rPr>
-          <w:rFonts w:ascii="Times New Roman" w:hAnsi="Times New Roman" w:cs="Times New Roman"/>
-          <w:b/>
-          <w:bCs/>
-          <w:sz w:val="28"/>
-          <w:szCs w:val="28"/>
-        </w:rPr>
-        <w:t>center</w:t>
-      </w:r>
-      <w:proofErr w:type="spellEnd"/>
-      <w:r>
-        <w:rPr>
-          <w:rFonts w:ascii="Times New Roman" w:hAnsi="Times New Roman" w:cs="Times New Roman"/>
-          <w:b/>
-          <w:bCs/>
-          <w:sz w:val="28"/>
-          <w:szCs w:val="28"/>
-        </w:rPr>
-        <w:t>&gt;</w:t>
-      </w:r>
-    </w:p>
-    <w:p>
-      <w:pPr>
-        <w:spacing w:line="360" w:lineRule="auto"/>
-        <w:rPr>
-          <w:rFonts w:ascii="Times New Roman" w:hAnsi="Times New Roman" w:cs="Times New Roman"/>
-          <w:b/>
-          <w:bCs/>
-          <w:sz w:val="28"/>
-          <w:szCs w:val="28"/>
-        </w:rPr>
-      </w:pPr>
-      <w:r>
-        <w:rPr>
-          <w:rFonts w:ascii="Times New Roman" w:hAnsi="Times New Roman" w:cs="Times New Roman"/>
-          <w:b/>
-          <w:bCs/>
-          <w:sz w:val="28"/>
-          <w:szCs w:val="28"/>
-        </w:rPr>
-        <w:pict w14:anchorId="33A68363">
-          <v:rect id="_x0000_i1205" style="width:0;height:.75pt" o:hralign="center" o:hrstd="t" o:hr="t" fillcolor="#a0a0a0" stroked="f"/>
-        </w:pict>
-      </w:r>
-    </w:p>
-    <w:p>
-      <w:pPr>
-        <w:spacing w:line="360" w:lineRule="auto"/>
-        <w:rPr>
-          <w:rFonts w:ascii="Times New Roman" w:hAnsi="Times New Roman" w:cs="Times New Roman"/>
-          <w:b/>
-          <w:bCs/>
-          <w:sz w:val="28"/>
-          <w:szCs w:val="28"/>
-        </w:rPr>
-      </w:pPr>
-      <w:bookmarkStart w:id="9" w:name="Glava10"/>
-      <w:r>
-        <w:rPr>
-          <w:rFonts w:ascii="Times New Roman" w:hAnsi="Times New Roman" w:cs="Times New Roman"/>
-          <w:b/>
-          <w:bCs/>
-          <w:sz w:val="28"/>
-          <w:szCs w:val="28"/>
-        </w:rPr>
-        <w:t>Страница Сотрудники</w:t>
-      </w:r>
-    </w:p>
-    <w:bookmarkEnd w:id="9"/>
-    <w:p>
-      <w:pPr>
-        <w:spacing w:line="360" w:lineRule="auto"/>
-        <w:rPr>
-          <w:rFonts w:ascii="Times New Roman" w:hAnsi="Times New Roman" w:cs="Times New Roman"/>
-          <w:b/>
-          <w:bCs/>
-          <w:sz w:val="28"/>
-          <w:szCs w:val="28"/>
-        </w:rPr>
-      </w:pPr>
-      <w:r>
-        <w:rPr>
-          <w:rFonts w:ascii="Times New Roman" w:hAnsi="Times New Roman" w:cs="Times New Roman"/>
-          <w:b/>
-          <w:bCs/>
-          <w:sz w:val="28"/>
-          <w:szCs w:val="28"/>
-        </w:rPr>
-        <w:t>Страница «Сотрудники» предназначена для просмотра, редактирования и добавления записей о работниках агентства.</w:t>
-      </w:r>
-    </w:p>
-    <w:p>
-      <w:pPr>
-        <w:spacing w:line="360" w:lineRule="auto"/>
-        <w:rPr>
-          <w:rFonts w:ascii="Times New Roman" w:hAnsi="Times New Roman" w:cs="Times New Roman"/>
-          <w:b/>
-          <w:bCs/>
-          <w:sz w:val="28"/>
-          <w:szCs w:val="28"/>
-        </w:rPr>
-      </w:pPr>
-      <w:r>
-        <w:rPr>
-          <w:rFonts w:ascii="Times New Roman" w:hAnsi="Times New Roman" w:cs="Times New Roman"/>
-          <w:b/>
-          <w:bCs/>
-          <w:sz w:val="28"/>
-          <w:szCs w:val="28"/>
-        </w:rPr>
         <w:t>Страница «Сотрудники» содержит:</w:t>
       </w:r>
     </w:p>
@@ -3894,72 +3151,20 @@
     <w:p>
       <w:pPr>
         <w:spacing w:line="360" w:lineRule="auto"/>
-        <w:rPr>
-          <w:rFonts w:ascii="Times New Roman" w:hAnsi="Times New Roman" w:cs="Times New Roman"/>
-          <w:b/>
-          <w:bCs/>
-          <w:sz w:val="28"/>
-          <w:szCs w:val="28"/>
-        </w:rPr>
-      </w:pPr>
-      <w:r>
-        <w:rPr>
-          <w:rFonts w:ascii="Times New Roman" w:hAnsi="Times New Roman" w:cs="Times New Roman"/>
-          <w:b/>
-          <w:bCs/>
-          <w:sz w:val="28"/>
-          <w:szCs w:val="28"/>
-        </w:rPr>
-        <w:t>&lt;</w:t>
-      </w:r>
-      <w:proofErr w:type="spellStart"/>
-      <w:r>
-        <w:rPr>
-          <w:rFonts w:ascii="Times New Roman" w:hAnsi="Times New Roman" w:cs="Times New Roman"/>
-          <w:b/>
-          <w:bCs/>
-          <w:sz w:val="28"/>
-          <w:szCs w:val="28"/>
-        </w:rPr>
-        <w:t>center</w:t>
-      </w:r>
-      <w:proofErr w:type="spellEnd"/>
-      <w:r>
-        <w:rPr>
-          <w:rFonts w:ascii="Times New Roman" w:hAnsi="Times New Roman" w:cs="Times New Roman"/>
-          <w:b/>
-          <w:bCs/>
-          <w:sz w:val="28"/>
-          <w:szCs w:val="28"/>
-        </w:rPr>
-        <w:t>&gt;Рис. 3 - Скриншот страницы «Сотрудники»&lt;/</w:t>
-      </w:r>
-      <w:proofErr w:type="spellStart"/>
-      <w:r>
-        <w:rPr>
-          <w:rFonts w:ascii="Times New Roman" w:hAnsi="Times New Roman" w:cs="Times New Roman"/>
-          <w:b/>
-          <w:bCs/>
-          <w:sz w:val="28"/>
-          <w:szCs w:val="28"/>
-        </w:rPr>
-        <w:t>center</w:t>
-      </w:r>
-      <w:proofErr w:type="spellEnd"/>
-      <w:r>
-        <w:rPr>
-          <w:rFonts w:ascii="Times New Roman" w:hAnsi="Times New Roman" w:cs="Times New Roman"/>
-          <w:b/>
-          <w:bCs/>
-          <w:sz w:val="28"/>
-          <w:szCs w:val="28"/>
-        </w:rPr>
-        <w:t>&gt;</w:t>
-      </w:r>
-    </w:p>
-    <w:p>
-      <w:pPr>
-        <w:spacing w:line="360" w:lineRule="auto"/>
+        <w:ind w:left="720"/>
+        <w:rPr>
+          <w:rFonts w:ascii="Times New Roman" w:hAnsi="Times New Roman" w:cs="Times New Roman"/>
+          <w:b/>
+          <w:bCs/>
+          <w:sz w:val="28"/>
+          <w:szCs w:val="28"/>
+        </w:rPr>
+      </w:pPr>
+    </w:p>
+    <w:p>
+      <w:pPr>
+        <w:spacing w:line="360" w:lineRule="auto"/>
+        <w:ind w:left="720"/>
         <w:rPr>
           <w:rFonts w:ascii="Times New Roman" w:hAnsi="Times New Roman" w:cs="Times New Roman"/>
           <w:b/>
@@ -3977,8 +3182,86 @@
           <w:szCs w:val="28"/>
         </w:rPr>
         <w:lastRenderedPageBreak/>
+        <w:drawing>
+          <wp:inline distT="0" distB="0" distL="0" distR="0" wp14:anchorId="17FFB35F" wp14:editId="4790FC88">
+            <wp:extent cx="4401164" cy="2896004"/>
+            <wp:effectExtent l="0" t="0" r="0" b="0"/>
+            <wp:docPr id="3" name="Рисунок 3"/>
+            <wp:cNvGraphicFramePr>
+              <a:graphicFrameLocks xmlns:a="http://schemas.openxmlformats.org/drawingml/2006/main" noChangeAspect="1"/>
+            </wp:cNvGraphicFramePr>
+            <a:graphic xmlns:a="http://schemas.openxmlformats.org/drawingml/2006/main">
+              <a:graphicData uri="http://schemas.openxmlformats.org/drawingml/2006/picture">
+                <pic:pic xmlns:pic="http://schemas.openxmlformats.org/drawingml/2006/picture">
+                  <pic:nvPicPr>
+                    <pic:cNvPr id="1" name=""/>
+                    <pic:cNvPicPr/>
+                  </pic:nvPicPr>
+                  <pic:blipFill>
+                    <a:blip r:embed="rId7"/>
+                    <a:stretch>
+                      <a:fillRect/>
+                    </a:stretch>
+                  </pic:blipFill>
+                  <pic:spPr>
+                    <a:xfrm>
+                      <a:off x="0" y="0"/>
+                      <a:ext cx="4401164" cy="2896004"/>
+                    </a:xfrm>
+                    <a:prstGeom prst="rect">
+                      <a:avLst/>
+                    </a:prstGeom>
+                  </pic:spPr>
+                </pic:pic>
+              </a:graphicData>
+            </a:graphic>
+          </wp:inline>
+        </w:drawing>
+      </w:r>
+    </w:p>
+    <w:p>
+      <w:pPr>
+        <w:spacing w:line="360" w:lineRule="auto"/>
+        <w:rPr>
+          <w:rFonts w:ascii="Times New Roman" w:hAnsi="Times New Roman" w:cs="Times New Roman"/>
+          <w:b/>
+          <w:bCs/>
+          <w:sz w:val="28"/>
+          <w:szCs w:val="28"/>
+        </w:rPr>
+      </w:pPr>
+      <w:r>
+        <w:rPr>
+          <w:rFonts w:ascii="Times New Roman" w:hAnsi="Times New Roman" w:cs="Times New Roman"/>
+          <w:b/>
+          <w:bCs/>
+          <w:sz w:val="28"/>
+          <w:szCs w:val="28"/>
+        </w:rPr>
+        <w:t>Рис. 3 - Скриншот страницы «Сотрудники</w:t>
+      </w:r>
+    </w:p>
+    <w:p>
+      <w:pPr>
+        <w:spacing w:line="360" w:lineRule="auto"/>
+        <w:rPr>
+          <w:rFonts w:ascii="Times New Roman" w:hAnsi="Times New Roman" w:cs="Times New Roman"/>
+          <w:b/>
+          <w:bCs/>
+          <w:sz w:val="28"/>
+          <w:szCs w:val="28"/>
+        </w:rPr>
+      </w:pPr>
+      <w:r>
+        <w:rPr>
+          <w:rFonts w:ascii="Times New Roman" w:hAnsi="Times New Roman" w:cs="Times New Roman"/>
+          <w:b/>
+          <w:bCs/>
+          <w:sz w:val="28"/>
+          <w:szCs w:val="28"/>
+        </w:rPr>
         <w:pict w14:anchorId="160B4B4D">
-          <v:rect id="_x0000_i1206" style="width:0;height:.75pt" o:hralign="center" o:hrstd="t" o:hr="t" fillcolor="#a0a0a0" stroked="f"/>
+          <v:rect id="_x0000_i1031" style="width:0;height:.75pt" o:hralign="center" o:hrstd="t" o:hr="t" fillcolor="#a0a0a0" stroked="f"/>
         </w:pict>
       </w:r>
     </w:p>
@@ -3993,7 +3276,7 @@
           <w:szCs w:val="28"/>
         </w:rPr>
       </w:pPr>
-      <w:bookmarkStart w:id="10" w:name="Glava11"/>
+      <w:bookmarkStart w:id="11" w:name="Glava11"/>
       <w:r>
         <w:rPr>
           <w:rFonts w:ascii="Times New Roman" w:hAnsi="Times New Roman" w:cs="Times New Roman"/>
@@ -4005,7 +3288,7 @@
         <w:t>Окно добавления нового сотрудника</w:t>
       </w:r>
     </w:p>
-    <w:bookmarkEnd w:id="10"/>
+    <w:bookmarkEnd w:id="11"/>
     <w:p>
       <w:pPr>
         <w:spacing w:line="360" w:lineRule="auto"/>
@@ -4265,104 +3548,97 @@
           <w:szCs w:val="28"/>
         </w:rPr>
       </w:pPr>
-      <w:r>
-        <w:rPr>
-          <w:rFonts w:ascii="Times New Roman" w:hAnsi="Times New Roman" w:cs="Times New Roman"/>
-          <w:b/>
-          <w:bCs/>
-          <w:sz w:val="28"/>
-          <w:szCs w:val="28"/>
-        </w:rPr>
-        <w:t>&lt;</w:t>
-      </w:r>
-      <w:proofErr w:type="spellStart"/>
-      <w:r>
-        <w:rPr>
-          <w:rFonts w:ascii="Times New Roman" w:hAnsi="Times New Roman" w:cs="Times New Roman"/>
-          <w:b/>
-          <w:bCs/>
-          <w:sz w:val="28"/>
-          <w:szCs w:val="28"/>
-        </w:rPr>
-        <w:t>center</w:t>
-      </w:r>
-      <w:proofErr w:type="spellEnd"/>
-      <w:r>
-        <w:rPr>
-          <w:rFonts w:ascii="Times New Roman" w:hAnsi="Times New Roman" w:cs="Times New Roman"/>
-          <w:b/>
-          <w:bCs/>
-          <w:sz w:val="28"/>
-          <w:szCs w:val="28"/>
-        </w:rPr>
-        <w:t>&gt;Рис.4 – Скриншот окна добавления нового сотрудника&lt;/</w:t>
-      </w:r>
-      <w:proofErr w:type="spellStart"/>
-      <w:r>
-        <w:rPr>
-          <w:rFonts w:ascii="Times New Roman" w:hAnsi="Times New Roman" w:cs="Times New Roman"/>
-          <w:b/>
-          <w:bCs/>
-          <w:sz w:val="28"/>
-          <w:szCs w:val="28"/>
-        </w:rPr>
-        <w:t>center</w:t>
-      </w:r>
-      <w:proofErr w:type="spellEnd"/>
-      <w:r>
-        <w:rPr>
-          <w:rFonts w:ascii="Times New Roman" w:hAnsi="Times New Roman" w:cs="Times New Roman"/>
-          <w:b/>
-          <w:bCs/>
-          <w:sz w:val="28"/>
-          <w:szCs w:val="28"/>
-        </w:rPr>
-        <w:t>&gt; &lt;</w:t>
-      </w:r>
-      <w:proofErr w:type="spellStart"/>
-      <w:r>
-        <w:rPr>
-          <w:rFonts w:ascii="Times New Roman" w:hAnsi="Times New Roman" w:cs="Times New Roman"/>
-          <w:b/>
-          <w:bCs/>
-          <w:sz w:val="28"/>
-          <w:szCs w:val="28"/>
-        </w:rPr>
-        <w:t>center</w:t>
-      </w:r>
-      <w:proofErr w:type="spellEnd"/>
-      <w:r>
-        <w:rPr>
-          <w:rFonts w:ascii="Times New Roman" w:hAnsi="Times New Roman" w:cs="Times New Roman"/>
-          <w:b/>
-          <w:bCs/>
-          <w:sz w:val="28"/>
-          <w:szCs w:val="28"/>
-        </w:rPr>
-        <w:t>&gt;Рис. 5 - Скриншот выпадающего списка «Должность»&lt;/</w:t>
-      </w:r>
-      <w:proofErr w:type="spellStart"/>
-      <w:r>
-        <w:rPr>
-          <w:rFonts w:ascii="Times New Roman" w:hAnsi="Times New Roman" w:cs="Times New Roman"/>
-          <w:b/>
-          <w:bCs/>
-          <w:sz w:val="28"/>
-          <w:szCs w:val="28"/>
-        </w:rPr>
-        <w:t>center</w:t>
-      </w:r>
-      <w:proofErr w:type="spellEnd"/>
-      <w:r>
-        <w:rPr>
-          <w:rFonts w:ascii="Times New Roman" w:hAnsi="Times New Roman" w:cs="Times New Roman"/>
-          <w:b/>
-          <w:bCs/>
-          <w:sz w:val="28"/>
-          <w:szCs w:val="28"/>
-        </w:rPr>
-        <w:t>&gt;</w:t>
-      </w:r>
+    </w:p>
+    <w:p>
+      <w:pPr>
+        <w:spacing w:line="360" w:lineRule="auto"/>
+        <w:rPr>
+          <w:rFonts w:ascii="Times New Roman" w:hAnsi="Times New Roman" w:cs="Times New Roman"/>
+          <w:b/>
+          <w:bCs/>
+          <w:sz w:val="28"/>
+          <w:szCs w:val="28"/>
+        </w:rPr>
+      </w:pPr>
+      <w:r>
+        <w:rPr>
+          <w:rFonts w:ascii="Times New Roman" w:hAnsi="Times New Roman" w:cs="Times New Roman"/>
+          <w:b/>
+          <w:bCs/>
+          <w:sz w:val="28"/>
+          <w:szCs w:val="28"/>
+        </w:rPr>
+        <w:lastRenderedPageBreak/>
+        <w:drawing>
+          <wp:inline distT="0" distB="0" distL="0" distR="0" wp14:anchorId="749C67ED" wp14:editId="2F4BF718">
+            <wp:extent cx="2629267" cy="2781688"/>
+            <wp:effectExtent l="0" t="0" r="0" b="0"/>
+            <wp:docPr id="4" name="Рисунок 4"/>
+            <wp:cNvGraphicFramePr>
+              <a:graphicFrameLocks xmlns:a="http://schemas.openxmlformats.org/drawingml/2006/main" noChangeAspect="1"/>
+            </wp:cNvGraphicFramePr>
+            <a:graphic xmlns:a="http://schemas.openxmlformats.org/drawingml/2006/main">
+              <a:graphicData uri="http://schemas.openxmlformats.org/drawingml/2006/picture">
+                <pic:pic xmlns:pic="http://schemas.openxmlformats.org/drawingml/2006/picture">
+                  <pic:nvPicPr>
+                    <pic:cNvPr id="1" name=""/>
+                    <pic:cNvPicPr/>
+                  </pic:nvPicPr>
+                  <pic:blipFill>
+                    <a:blip r:embed="rId8"/>
+                    <a:stretch>
+                      <a:fillRect/>
+                    </a:stretch>
+                  </pic:blipFill>
+                  <pic:spPr>
+                    <a:xfrm>
+                      <a:off x="0" y="0"/>
+                      <a:ext cx="2629267" cy="2781688"/>
+                    </a:xfrm>
+                    <a:prstGeom prst="rect">
+                      <a:avLst/>
+                    </a:prstGeom>
+                  </pic:spPr>
+                </pic:pic>
+              </a:graphicData>
+            </a:graphic>
+          </wp:inline>
+        </w:drawing>
+      </w:r>
+    </w:p>
+    <w:p>
+      <w:pPr>
+        <w:spacing w:line="360" w:lineRule="auto"/>
+        <w:rPr>
+          <w:rFonts w:ascii="Times New Roman" w:hAnsi="Times New Roman" w:cs="Times New Roman"/>
+          <w:b/>
+          <w:bCs/>
+          <w:sz w:val="28"/>
+          <w:szCs w:val="28"/>
+        </w:rPr>
+      </w:pPr>
+      <w:r>
+        <w:rPr>
+          <w:rFonts w:ascii="Times New Roman" w:hAnsi="Times New Roman" w:cs="Times New Roman"/>
+          <w:b/>
+          <w:bCs/>
+          <w:sz w:val="28"/>
+          <w:szCs w:val="28"/>
+        </w:rPr>
+        <w:t xml:space="preserve">Рис.4 – Скриншот окна добавления нового сотрудника </w:t>
+      </w:r>
+    </w:p>
+    <w:p>
+      <w:pPr>
+        <w:spacing w:line="360" w:lineRule="auto"/>
+        <w:rPr>
+          <w:rFonts w:ascii="Times New Roman" w:hAnsi="Times New Roman" w:cs="Times New Roman"/>
+          <w:b/>
+          <w:bCs/>
+          <w:sz w:val="28"/>
+          <w:szCs w:val="28"/>
+        </w:rPr>
+      </w:pPr>
     </w:p>
     <w:p>
       <w:pPr>
@@ -4384,7 +3660,7 @@
           <w:szCs w:val="28"/>
         </w:rPr>
         <w:pict w14:anchorId="4A5496BF">
-          <v:rect id="_x0000_i1207" style="width:0;height:.75pt" o:hralign="center" o:hrstd="t" o:hr="t" fillcolor="#a0a0a0" stroked="f"/>
+          <v:rect id="_x0000_i1032" style="width:0;height:.75pt" o:hralign="center" o:hrstd="t" o:hr="t" fillcolor="#a0a0a0" stroked="f"/>
         </w:pict>
       </w:r>
     </w:p>
@@ -4399,7 +3675,7 @@
           <w:szCs w:val="28"/>
         </w:rPr>
       </w:pPr>
-      <w:bookmarkStart w:id="11" w:name="Glava12"/>
+      <w:bookmarkStart w:id="12" w:name="Glava12"/>
       <w:r>
         <w:rPr>
           <w:rFonts w:ascii="Times New Roman" w:hAnsi="Times New Roman" w:cs="Times New Roman"/>
@@ -4411,7 +3687,7 @@
         <w:t>Страница Туры</w:t>
       </w:r>
     </w:p>
-    <w:bookmarkEnd w:id="11"/>
+    <w:bookmarkEnd w:id="12"/>
     <w:p>
       <w:pPr>
         <w:spacing w:line="360" w:lineRule="auto"/>
@@ -4557,7 +3833,6 @@
           <w:sz w:val="28"/>
           <w:szCs w:val="28"/>
         </w:rPr>
-        <w:lastRenderedPageBreak/>
         <w:t>Список (таблицу) доступных туров.</w:t>
       </w:r>
     </w:p>
@@ -4646,59 +3921,84 @@
           <w:szCs w:val="28"/>
         </w:rPr>
       </w:pPr>
-      <w:r>
-        <w:rPr>
-          <w:rFonts w:ascii="Times New Roman" w:hAnsi="Times New Roman" w:cs="Times New Roman"/>
-          <w:b/>
-          <w:bCs/>
-          <w:sz w:val="28"/>
-          <w:szCs w:val="28"/>
-        </w:rPr>
-        <w:t>&lt;</w:t>
-      </w:r>
-      <w:proofErr w:type="spellStart"/>
-      <w:r>
-        <w:rPr>
-          <w:rFonts w:ascii="Times New Roman" w:hAnsi="Times New Roman" w:cs="Times New Roman"/>
-          <w:b/>
-          <w:bCs/>
-          <w:sz w:val="28"/>
-          <w:szCs w:val="28"/>
-        </w:rPr>
-        <w:t>center</w:t>
-      </w:r>
-      <w:proofErr w:type="spellEnd"/>
-      <w:r>
-        <w:rPr>
-          <w:rFonts w:ascii="Times New Roman" w:hAnsi="Times New Roman" w:cs="Times New Roman"/>
-          <w:b/>
-          <w:bCs/>
-          <w:sz w:val="28"/>
-          <w:szCs w:val="28"/>
-        </w:rPr>
-        <w:t>&gt;Рис. 6 - Скриншот страницы «Туры»&lt;/</w:t>
-      </w:r>
-      <w:proofErr w:type="spellStart"/>
-      <w:r>
-        <w:rPr>
-          <w:rFonts w:ascii="Times New Roman" w:hAnsi="Times New Roman" w:cs="Times New Roman"/>
-          <w:b/>
-          <w:bCs/>
-          <w:sz w:val="28"/>
-          <w:szCs w:val="28"/>
-        </w:rPr>
-        <w:t>center</w:t>
-      </w:r>
-      <w:proofErr w:type="spellEnd"/>
-      <w:r>
-        <w:rPr>
-          <w:rFonts w:ascii="Times New Roman" w:hAnsi="Times New Roman" w:cs="Times New Roman"/>
-          <w:b/>
-          <w:bCs/>
-          <w:sz w:val="28"/>
-          <w:szCs w:val="28"/>
-        </w:rPr>
-        <w:t>&gt;</w:t>
+    </w:p>
+    <w:p>
+      <w:pPr>
+        <w:spacing w:line="360" w:lineRule="auto"/>
+        <w:rPr>
+          <w:rFonts w:ascii="Times New Roman" w:hAnsi="Times New Roman" w:cs="Times New Roman"/>
+          <w:b/>
+          <w:bCs/>
+          <w:sz w:val="28"/>
+          <w:szCs w:val="28"/>
+        </w:rPr>
+      </w:pPr>
+      <w:r>
+        <w:rPr>
+          <w:rFonts w:ascii="Times New Roman" w:hAnsi="Times New Roman" w:cs="Times New Roman"/>
+          <w:b/>
+          <w:bCs/>
+          <w:sz w:val="28"/>
+          <w:szCs w:val="28"/>
+        </w:rPr>
+        <w:lastRenderedPageBreak/>
+        <w:drawing>
+          <wp:inline distT="0" distB="0" distL="0" distR="0" wp14:anchorId="54B35390" wp14:editId="2DF5F78A">
+            <wp:extent cx="5940425" cy="873125"/>
+            <wp:effectExtent l="0" t="0" r="3175" b="3175"/>
+            <wp:docPr id="5" name="Рисунок 5"/>
+            <wp:cNvGraphicFramePr>
+              <a:graphicFrameLocks xmlns:a="http://schemas.openxmlformats.org/drawingml/2006/main" noChangeAspect="1"/>
+            </wp:cNvGraphicFramePr>
+            <a:graphic xmlns:a="http://schemas.openxmlformats.org/drawingml/2006/main">
+              <a:graphicData uri="http://schemas.openxmlformats.org/drawingml/2006/picture">
+                <pic:pic xmlns:pic="http://schemas.openxmlformats.org/drawingml/2006/picture">
+                  <pic:nvPicPr>
+                    <pic:cNvPr id="1" name=""/>
+                    <pic:cNvPicPr/>
+                  </pic:nvPicPr>
+                  <pic:blipFill>
+                    <a:blip r:embed="rId9"/>
+                    <a:stretch>
+                      <a:fillRect/>
+                    </a:stretch>
+                  </pic:blipFill>
+                  <pic:spPr>
+                    <a:xfrm>
+                      <a:off x="0" y="0"/>
+                      <a:ext cx="5940425" cy="873125"/>
+                    </a:xfrm>
+                    <a:prstGeom prst="rect">
+                      <a:avLst/>
+                    </a:prstGeom>
+                  </pic:spPr>
+                </pic:pic>
+              </a:graphicData>
+            </a:graphic>
+          </wp:inline>
+        </w:drawing>
+      </w:r>
+    </w:p>
+    <w:p>
+      <w:pPr>
+        <w:spacing w:line="360" w:lineRule="auto"/>
+        <w:rPr>
+          <w:rFonts w:ascii="Times New Roman" w:hAnsi="Times New Roman" w:cs="Times New Roman"/>
+          <w:b/>
+          <w:bCs/>
+          <w:sz w:val="28"/>
+          <w:szCs w:val="28"/>
+        </w:rPr>
+      </w:pPr>
+      <w:r>
+        <w:rPr>
+          <w:rFonts w:ascii="Times New Roman" w:hAnsi="Times New Roman" w:cs="Times New Roman"/>
+          <w:b/>
+          <w:bCs/>
+          <w:sz w:val="28"/>
+          <w:szCs w:val="28"/>
+        </w:rPr>
+        <w:t>Рис. 6 - Скриншот страницы «Туры»</w:t>
       </w:r>
     </w:p>
     <w:p>
@@ -4721,7 +4021,7 @@
           <w:szCs w:val="28"/>
         </w:rPr>
         <w:pict w14:anchorId="2A280C0F">
-          <v:rect id="_x0000_i1208" style="width:0;height:.75pt" o:hralign="center" o:hrstd="t" o:hr="t" fillcolor="#a0a0a0" stroked="f"/>
+          <v:rect id="_x0000_i1033" style="width:0;height:.75pt" o:hralign="center" o:hrstd="t" o:hr="t" fillcolor="#a0a0a0" stroked="f"/>
         </w:pict>
       </w:r>
     </w:p>
@@ -4736,7 +4036,7 @@
           <w:szCs w:val="28"/>
         </w:rPr>
       </w:pPr>
-      <w:bookmarkStart w:id="12" w:name="Glava13"/>
+      <w:bookmarkStart w:id="13" w:name="Glava13"/>
       <w:r>
         <w:rPr>
           <w:rFonts w:ascii="Times New Roman" w:hAnsi="Times New Roman" w:cs="Times New Roman"/>
@@ -4748,7 +4048,7 @@
         <w:t>Окно добавления нового тура</w:t>
       </w:r>
     </w:p>
-    <w:bookmarkEnd w:id="12"/>
+    <w:bookmarkEnd w:id="13"/>
     <w:p>
       <w:pPr>
         <w:spacing w:line="360" w:lineRule="auto"/>
@@ -4974,67 +4274,93 @@
     <w:p>
       <w:pPr>
         <w:spacing w:line="360" w:lineRule="auto"/>
-        <w:rPr>
-          <w:rFonts w:ascii="Times New Roman" w:hAnsi="Times New Roman" w:cs="Times New Roman"/>
-          <w:b/>
-          <w:bCs/>
-          <w:sz w:val="28"/>
-          <w:szCs w:val="28"/>
-        </w:rPr>
-      </w:pPr>
-      <w:r>
-        <w:rPr>
-          <w:rFonts w:ascii="Times New Roman" w:hAnsi="Times New Roman" w:cs="Times New Roman"/>
-          <w:b/>
-          <w:bCs/>
-          <w:sz w:val="28"/>
-          <w:szCs w:val="28"/>
-        </w:rPr>
-        <w:t>&lt;</w:t>
-      </w:r>
-      <w:proofErr w:type="spellStart"/>
-      <w:r>
-        <w:rPr>
-          <w:rFonts w:ascii="Times New Roman" w:hAnsi="Times New Roman" w:cs="Times New Roman"/>
-          <w:b/>
-          <w:bCs/>
-          <w:sz w:val="28"/>
-          <w:szCs w:val="28"/>
-        </w:rPr>
-        <w:t>center</w:t>
-      </w:r>
-      <w:proofErr w:type="spellEnd"/>
-      <w:r>
-        <w:rPr>
-          <w:rFonts w:ascii="Times New Roman" w:hAnsi="Times New Roman" w:cs="Times New Roman"/>
-          <w:b/>
-          <w:bCs/>
-          <w:sz w:val="28"/>
-          <w:szCs w:val="28"/>
-        </w:rPr>
-        <w:t>&gt;Рис. 7 - Скриншот окна добавления нового тура&lt;/</w:t>
-      </w:r>
-      <w:proofErr w:type="spellStart"/>
-      <w:r>
-        <w:rPr>
-          <w:rFonts w:ascii="Times New Roman" w:hAnsi="Times New Roman" w:cs="Times New Roman"/>
-          <w:b/>
-          <w:bCs/>
-          <w:sz w:val="28"/>
-          <w:szCs w:val="28"/>
-        </w:rPr>
-        <w:t>center</w:t>
-      </w:r>
-      <w:proofErr w:type="spellEnd"/>
-      <w:r>
-        <w:rPr>
-          <w:rFonts w:ascii="Times New Roman" w:hAnsi="Times New Roman" w:cs="Times New Roman"/>
-          <w:b/>
-          <w:bCs/>
-          <w:sz w:val="28"/>
-          <w:szCs w:val="28"/>
-        </w:rPr>
-        <w:t>&gt;</w:t>
+        <w:ind w:left="720"/>
+        <w:rPr>
+          <w:rFonts w:ascii="Times New Roman" w:hAnsi="Times New Roman" w:cs="Times New Roman"/>
+          <w:b/>
+          <w:bCs/>
+          <w:sz w:val="28"/>
+          <w:szCs w:val="28"/>
+        </w:rPr>
+      </w:pPr>
+    </w:p>
+    <w:p>
+      <w:pPr>
+        <w:spacing w:line="360" w:lineRule="auto"/>
+        <w:rPr>
+          <w:rFonts w:ascii="Times New Roman" w:hAnsi="Times New Roman" w:cs="Times New Roman"/>
+          <w:b/>
+          <w:bCs/>
+          <w:sz w:val="28"/>
+          <w:szCs w:val="28"/>
+        </w:rPr>
+      </w:pPr>
+      <w:r>
+        <w:rPr>
+          <w:rFonts w:ascii="Times New Roman" w:hAnsi="Times New Roman" w:cs="Times New Roman"/>
+          <w:b/>
+          <w:bCs/>
+          <w:sz w:val="28"/>
+          <w:szCs w:val="28"/>
+        </w:rPr>
+        <w:lastRenderedPageBreak/>
+        <w:drawing>
+          <wp:inline distT="0" distB="0" distL="0" distR="0" wp14:anchorId="166EAC7A" wp14:editId="2EDB7480">
+            <wp:extent cx="2810267" cy="2867425"/>
+            <wp:effectExtent l="0" t="0" r="9525" b="9525"/>
+            <wp:docPr id="6" name="Рисунок 6"/>
+            <wp:cNvGraphicFramePr>
+              <a:graphicFrameLocks xmlns:a="http://schemas.openxmlformats.org/drawingml/2006/main" noChangeAspect="1"/>
+            </wp:cNvGraphicFramePr>
+            <a:graphic xmlns:a="http://schemas.openxmlformats.org/drawingml/2006/main">
+              <a:graphicData uri="http://schemas.openxmlformats.org/drawingml/2006/picture">
+                <pic:pic xmlns:pic="http://schemas.openxmlformats.org/drawingml/2006/picture">
+                  <pic:nvPicPr>
+                    <pic:cNvPr id="1" name=""/>
+                    <pic:cNvPicPr/>
+                  </pic:nvPicPr>
+                  <pic:blipFill>
+                    <a:blip r:embed="rId10"/>
+                    <a:stretch>
+                      <a:fillRect/>
+                    </a:stretch>
+                  </pic:blipFill>
+                  <pic:spPr>
+                    <a:xfrm>
+                      <a:off x="0" y="0"/>
+                      <a:ext cx="2810267" cy="2867425"/>
+                    </a:xfrm>
+                    <a:prstGeom prst="rect">
+                      <a:avLst/>
+                    </a:prstGeom>
+                  </pic:spPr>
+                </pic:pic>
+              </a:graphicData>
+            </a:graphic>
+          </wp:inline>
+        </w:drawing>
+      </w:r>
+    </w:p>
+    <w:p>
+      <w:pPr>
+        <w:spacing w:line="360" w:lineRule="auto"/>
+        <w:rPr>
+          <w:rFonts w:ascii="Times New Roman" w:hAnsi="Times New Roman" w:cs="Times New Roman"/>
+          <w:b/>
+          <w:bCs/>
+          <w:sz w:val="28"/>
+          <w:szCs w:val="28"/>
+        </w:rPr>
+      </w:pPr>
+      <w:r>
+        <w:rPr>
+          <w:rFonts w:ascii="Times New Roman" w:hAnsi="Times New Roman" w:cs="Times New Roman"/>
+          <w:b/>
+          <w:bCs/>
+          <w:sz w:val="28"/>
+          <w:szCs w:val="28"/>
+        </w:rPr>
+        <w:t>Рис. 7 - Скриншот окна добавления нового тура</w:t>
       </w:r>
     </w:p>
     <w:p>
@@ -5057,7 +4383,7 @@
           <w:szCs w:val="28"/>
         </w:rPr>
         <w:pict w14:anchorId="5D6359CA">
-          <v:rect id="_x0000_i1209" style="width:0;height:.75pt" o:hralign="center" o:hrstd="t" o:hr="t" fillcolor="#a0a0a0" stroked="f"/>
+          <v:rect id="_x0000_i1034" style="width:0;height:.75pt" o:hralign="center" o:hrstd="t" o:hr="t" fillcolor="#a0a0a0" stroked="f"/>
         </w:pict>
       </w:r>
     </w:p>
@@ -5111,20 +4437,19 @@
           <w:szCs w:val="28"/>
         </w:rPr>
       </w:pPr>
-      <w:bookmarkStart w:id="13" w:name="Glava14"/>
-      <w:r>
-        <w:rPr>
-          <w:rFonts w:ascii="Times New Roman" w:hAnsi="Times New Roman" w:cs="Times New Roman"/>
-          <w:b/>
-          <w:bCs/>
-          <w:sz w:val="28"/>
-          <w:szCs w:val="28"/>
-        </w:rPr>
-        <w:lastRenderedPageBreak/>
+      <w:bookmarkStart w:id="14" w:name="Glava14"/>
+      <w:r>
+        <w:rPr>
+          <w:rFonts w:ascii="Times New Roman" w:hAnsi="Times New Roman" w:cs="Times New Roman"/>
+          <w:b/>
+          <w:bCs/>
+          <w:sz w:val="28"/>
+          <w:szCs w:val="28"/>
+        </w:rPr>
         <w:t>Окно добавления отеля в тур</w:t>
       </w:r>
     </w:p>
-    <w:bookmarkEnd w:id="13"/>
+    <w:bookmarkEnd w:id="14"/>
     <w:p>
       <w:pPr>
         <w:spacing w:line="360" w:lineRule="auto"/>
@@ -5318,6 +4643,7 @@
           <w:sz w:val="28"/>
           <w:szCs w:val="28"/>
         </w:rPr>
+        <w:lastRenderedPageBreak/>
         <w:t>Кнопка «Добавить еще» — добавляет выбранный отель в тур и очищает форму для ввода следующего отеля.</w:t>
       </w:r>
     </w:p>
@@ -5366,51 +4692,63 @@
           <w:sz w:val="28"/>
           <w:szCs w:val="28"/>
         </w:rPr>
-        <w:t>&lt;</w:t>
-      </w:r>
-      <w:proofErr w:type="spellStart"/>
-      <w:r>
-        <w:rPr>
-          <w:rFonts w:ascii="Times New Roman" w:hAnsi="Times New Roman" w:cs="Times New Roman"/>
-          <w:b/>
-          <w:bCs/>
-          <w:sz w:val="28"/>
-          <w:szCs w:val="28"/>
-        </w:rPr>
-        <w:t>center</w:t>
-      </w:r>
-      <w:proofErr w:type="spellEnd"/>
-      <w:r>
-        <w:rPr>
-          <w:rFonts w:ascii="Times New Roman" w:hAnsi="Times New Roman" w:cs="Times New Roman"/>
-          <w:b/>
-          <w:bCs/>
-          <w:sz w:val="28"/>
-          <w:szCs w:val="28"/>
-        </w:rPr>
-        <w:t>&gt;Рис. 8 – Скриншот окна добавления отеля в тур&lt;/</w:t>
-      </w:r>
-      <w:proofErr w:type="spellStart"/>
-      <w:r>
-        <w:rPr>
-          <w:rFonts w:ascii="Times New Roman" w:hAnsi="Times New Roman" w:cs="Times New Roman"/>
-          <w:b/>
-          <w:bCs/>
-          <w:sz w:val="28"/>
-          <w:szCs w:val="28"/>
-        </w:rPr>
-        <w:t>center</w:t>
-      </w:r>
-      <w:proofErr w:type="spellEnd"/>
-      <w:r>
-        <w:rPr>
-          <w:rFonts w:ascii="Times New Roman" w:hAnsi="Times New Roman" w:cs="Times New Roman"/>
-          <w:b/>
-          <w:bCs/>
-          <w:sz w:val="28"/>
-          <w:szCs w:val="28"/>
-        </w:rPr>
-        <w:t>&gt;</w:t>
+        <w:drawing>
+          <wp:inline distT="0" distB="0" distL="0" distR="0" wp14:anchorId="6C285388" wp14:editId="6219854F">
+            <wp:extent cx="2591162" cy="2686425"/>
+            <wp:effectExtent l="0" t="0" r="0" b="0"/>
+            <wp:docPr id="7" name="Рисунок 7"/>
+            <wp:cNvGraphicFramePr>
+              <a:graphicFrameLocks xmlns:a="http://schemas.openxmlformats.org/drawingml/2006/main" noChangeAspect="1"/>
+            </wp:cNvGraphicFramePr>
+            <a:graphic xmlns:a="http://schemas.openxmlformats.org/drawingml/2006/main">
+              <a:graphicData uri="http://schemas.openxmlformats.org/drawingml/2006/picture">
+                <pic:pic xmlns:pic="http://schemas.openxmlformats.org/drawingml/2006/picture">
+                  <pic:nvPicPr>
+                    <pic:cNvPr id="1" name=""/>
+                    <pic:cNvPicPr/>
+                  </pic:nvPicPr>
+                  <pic:blipFill>
+                    <a:blip r:embed="rId11"/>
+                    <a:stretch>
+                      <a:fillRect/>
+                    </a:stretch>
+                  </pic:blipFill>
+                  <pic:spPr>
+                    <a:xfrm>
+                      <a:off x="0" y="0"/>
+                      <a:ext cx="2591162" cy="2686425"/>
+                    </a:xfrm>
+                    <a:prstGeom prst="rect">
+                      <a:avLst/>
+                    </a:prstGeom>
+                  </pic:spPr>
+                </pic:pic>
+              </a:graphicData>
+            </a:graphic>
+          </wp:inline>
+        </w:drawing>
+      </w:r>
+    </w:p>
+    <w:p>
+      <w:pPr>
+        <w:spacing w:line="360" w:lineRule="auto"/>
+        <w:rPr>
+          <w:rFonts w:ascii="Times New Roman" w:hAnsi="Times New Roman" w:cs="Times New Roman"/>
+          <w:b/>
+          <w:bCs/>
+          <w:sz w:val="28"/>
+          <w:szCs w:val="28"/>
+        </w:rPr>
+      </w:pPr>
+      <w:r>
+        <w:rPr>
+          <w:rFonts w:ascii="Times New Roman" w:hAnsi="Times New Roman" w:cs="Times New Roman"/>
+          <w:b/>
+          <w:bCs/>
+          <w:sz w:val="28"/>
+          <w:szCs w:val="28"/>
+        </w:rPr>
+        <w:t>Рис. 8 – Скриншот окна добавления отеля в тур</w:t>
       </w:r>
     </w:p>
     <w:p>
@@ -5433,7 +4771,7 @@
           <w:szCs w:val="28"/>
         </w:rPr>
         <w:pict w14:anchorId="47787904">
-          <v:rect id="_x0000_i1210" style="width:0;height:.75pt" o:hralign="center" o:hrstd="t" o:hr="t" fillcolor="#a0a0a0" stroked="f"/>
+          <v:rect id="_x0000_i1035" style="width:0;height:.75pt" o:hralign="center" o:hrstd="t" o:hr="t" fillcolor="#a0a0a0" stroked="f"/>
         </w:pict>
       </w:r>
     </w:p>
@@ -5448,7 +4786,7 @@
           <w:szCs w:val="28"/>
         </w:rPr>
       </w:pPr>
-      <w:bookmarkStart w:id="14" w:name="Glava15"/>
+      <w:bookmarkStart w:id="15" w:name="Glava15"/>
       <w:r>
         <w:rPr>
           <w:rFonts w:ascii="Times New Roman" w:hAnsi="Times New Roman" w:cs="Times New Roman"/>
@@ -5460,7 +4798,7 @@
         <w:t>Функционал менеджера</w:t>
       </w:r>
     </w:p>
-    <w:bookmarkEnd w:id="14"/>
+    <w:bookmarkEnd w:id="15"/>
     <w:p>
       <w:pPr>
         <w:spacing w:line="360" w:lineRule="auto"/>
@@ -5494,7 +4832,7 @@
           <w:szCs w:val="28"/>
         </w:rPr>
       </w:pPr>
-      <w:bookmarkStart w:id="15" w:name="Glava16"/>
+      <w:bookmarkStart w:id="16" w:name="Glava16"/>
       <w:r>
         <w:rPr>
           <w:rFonts w:ascii="Times New Roman" w:hAnsi="Times New Roman" w:cs="Times New Roman"/>
@@ -5506,7 +4844,7 @@
         <w:t>Страница Бронирования</w:t>
       </w:r>
     </w:p>
-    <w:bookmarkEnd w:id="15"/>
+    <w:bookmarkEnd w:id="16"/>
     <w:p>
       <w:pPr>
         <w:spacing w:line="360" w:lineRule="auto"/>
@@ -5626,7 +4964,6 @@
           <w:sz w:val="28"/>
           <w:szCs w:val="28"/>
         </w:rPr>
-        <w:lastRenderedPageBreak/>
         <w:t>Кнопку «Новое бронирование».</w:t>
       </w:r>
     </w:p>
@@ -5675,6 +5012,7 @@
           <w:sz w:val="28"/>
           <w:szCs w:val="28"/>
         </w:rPr>
+        <w:lastRenderedPageBreak/>
         <w:t>Функционал страницы «Бронирования»:</w:t>
       </w:r>
     </w:p>
@@ -5749,51 +5087,63 @@
           <w:sz w:val="28"/>
           <w:szCs w:val="28"/>
         </w:rPr>
-        <w:t>&lt;</w:t>
-      </w:r>
-      <w:proofErr w:type="spellStart"/>
-      <w:r>
-        <w:rPr>
-          <w:rFonts w:ascii="Times New Roman" w:hAnsi="Times New Roman" w:cs="Times New Roman"/>
-          <w:b/>
-          <w:bCs/>
-          <w:sz w:val="28"/>
-          <w:szCs w:val="28"/>
-        </w:rPr>
-        <w:t>center</w:t>
-      </w:r>
-      <w:proofErr w:type="spellEnd"/>
-      <w:r>
-        <w:rPr>
-          <w:rFonts w:ascii="Times New Roman" w:hAnsi="Times New Roman" w:cs="Times New Roman"/>
-          <w:b/>
-          <w:bCs/>
-          <w:sz w:val="28"/>
-          <w:szCs w:val="28"/>
-        </w:rPr>
-        <w:t>&gt;Рис. 9 - Скриншот страницы «Бронирования»&lt;/</w:t>
-      </w:r>
-      <w:proofErr w:type="spellStart"/>
-      <w:r>
-        <w:rPr>
-          <w:rFonts w:ascii="Times New Roman" w:hAnsi="Times New Roman" w:cs="Times New Roman"/>
-          <w:b/>
-          <w:bCs/>
-          <w:sz w:val="28"/>
-          <w:szCs w:val="28"/>
-        </w:rPr>
-        <w:t>center</w:t>
-      </w:r>
-      <w:proofErr w:type="spellEnd"/>
-      <w:r>
-        <w:rPr>
-          <w:rFonts w:ascii="Times New Roman" w:hAnsi="Times New Roman" w:cs="Times New Roman"/>
-          <w:b/>
-          <w:bCs/>
-          <w:sz w:val="28"/>
-          <w:szCs w:val="28"/>
-        </w:rPr>
-        <w:t>&gt;</w:t>
+        <w:drawing>
+          <wp:inline distT="0" distB="0" distL="0" distR="0" wp14:anchorId="4D36D20C" wp14:editId="6C68D267">
+            <wp:extent cx="5940425" cy="1106805"/>
+            <wp:effectExtent l="0" t="0" r="3175" b="0"/>
+            <wp:docPr id="8" name="Рисунок 8"/>
+            <wp:cNvGraphicFramePr>
+              <a:graphicFrameLocks xmlns:a="http://schemas.openxmlformats.org/drawingml/2006/main" noChangeAspect="1"/>
+            </wp:cNvGraphicFramePr>
+            <a:graphic xmlns:a="http://schemas.openxmlformats.org/drawingml/2006/main">
+              <a:graphicData uri="http://schemas.openxmlformats.org/drawingml/2006/picture">
+                <pic:pic xmlns:pic="http://schemas.openxmlformats.org/drawingml/2006/picture">
+                  <pic:nvPicPr>
+                    <pic:cNvPr id="1" name=""/>
+                    <pic:cNvPicPr/>
+                  </pic:nvPicPr>
+                  <pic:blipFill>
+                    <a:blip r:embed="rId12"/>
+                    <a:stretch>
+                      <a:fillRect/>
+                    </a:stretch>
+                  </pic:blipFill>
+                  <pic:spPr>
+                    <a:xfrm>
+                      <a:off x="0" y="0"/>
+                      <a:ext cx="5940425" cy="1106805"/>
+                    </a:xfrm>
+                    <a:prstGeom prst="rect">
+                      <a:avLst/>
+                    </a:prstGeom>
+                  </pic:spPr>
+                </pic:pic>
+              </a:graphicData>
+            </a:graphic>
+          </wp:inline>
+        </w:drawing>
+      </w:r>
+    </w:p>
+    <w:p>
+      <w:pPr>
+        <w:spacing w:line="360" w:lineRule="auto"/>
+        <w:rPr>
+          <w:rFonts w:ascii="Times New Roman" w:hAnsi="Times New Roman" w:cs="Times New Roman"/>
+          <w:b/>
+          <w:bCs/>
+          <w:sz w:val="28"/>
+          <w:szCs w:val="28"/>
+        </w:rPr>
+      </w:pPr>
+      <w:r>
+        <w:rPr>
+          <w:rFonts w:ascii="Times New Roman" w:hAnsi="Times New Roman" w:cs="Times New Roman"/>
+          <w:b/>
+          <w:bCs/>
+          <w:sz w:val="28"/>
+          <w:szCs w:val="28"/>
+        </w:rPr>
+        <w:t>Рис. 9 - Скриншот страницы «Бронирования»</w:t>
       </w:r>
     </w:p>
     <w:p>
@@ -5816,7 +5166,7 @@
           <w:szCs w:val="28"/>
         </w:rPr>
         <w:pict w14:anchorId="73C77819">
-          <v:rect id="_x0000_i1211" style="width:0;height:.75pt" o:hralign="center" o:hrstd="t" o:hr="t" fillcolor="#a0a0a0" stroked="f"/>
+          <v:rect id="_x0000_i1036" style="width:0;height:.75pt" o:hralign="center" o:hrstd="t" o:hr="t" fillcolor="#a0a0a0" stroked="f"/>
         </w:pict>
       </w:r>
     </w:p>
@@ -5831,7 +5181,7 @@
           <w:szCs w:val="28"/>
         </w:rPr>
       </w:pPr>
-      <w:bookmarkStart w:id="16" w:name="Glava17"/>
+      <w:bookmarkStart w:id="17" w:name="Glava17"/>
       <w:r>
         <w:rPr>
           <w:rFonts w:ascii="Times New Roman" w:hAnsi="Times New Roman" w:cs="Times New Roman"/>
@@ -5843,7 +5193,7 @@
         <w:t>Окно добавления нового бронирования</w:t>
       </w:r>
     </w:p>
-    <w:bookmarkEnd w:id="16"/>
+    <w:bookmarkEnd w:id="17"/>
     <w:p>
       <w:pPr>
         <w:spacing w:line="360" w:lineRule="auto"/>
@@ -6112,51 +5462,63 @@
           <w:sz w:val="28"/>
           <w:szCs w:val="28"/>
         </w:rPr>
-        <w:t>&lt;</w:t>
-      </w:r>
-      <w:proofErr w:type="spellStart"/>
-      <w:r>
-        <w:rPr>
-          <w:rFonts w:ascii="Times New Roman" w:hAnsi="Times New Roman" w:cs="Times New Roman"/>
-          <w:b/>
-          <w:bCs/>
-          <w:sz w:val="28"/>
-          <w:szCs w:val="28"/>
-        </w:rPr>
-        <w:t>center</w:t>
-      </w:r>
-      <w:proofErr w:type="spellEnd"/>
-      <w:r>
-        <w:rPr>
-          <w:rFonts w:ascii="Times New Roman" w:hAnsi="Times New Roman" w:cs="Times New Roman"/>
-          <w:b/>
-          <w:bCs/>
-          <w:sz w:val="28"/>
-          <w:szCs w:val="28"/>
-        </w:rPr>
-        <w:t>&gt;Рис. 10 - Скриншот окна добавления нового бронирования&lt;/</w:t>
-      </w:r>
-      <w:proofErr w:type="spellStart"/>
-      <w:r>
-        <w:rPr>
-          <w:rFonts w:ascii="Times New Roman" w:hAnsi="Times New Roman" w:cs="Times New Roman"/>
-          <w:b/>
-          <w:bCs/>
-          <w:sz w:val="28"/>
-          <w:szCs w:val="28"/>
-        </w:rPr>
-        <w:t>center</w:t>
-      </w:r>
-      <w:proofErr w:type="spellEnd"/>
-      <w:r>
-        <w:rPr>
-          <w:rFonts w:ascii="Times New Roman" w:hAnsi="Times New Roman" w:cs="Times New Roman"/>
-          <w:b/>
-          <w:bCs/>
-          <w:sz w:val="28"/>
-          <w:szCs w:val="28"/>
-        </w:rPr>
-        <w:t>&gt;</w:t>
+        <w:drawing>
+          <wp:inline distT="0" distB="0" distL="0" distR="0" wp14:anchorId="12889F4C" wp14:editId="1E53E16E">
+            <wp:extent cx="2600688" cy="2896004"/>
+            <wp:effectExtent l="0" t="0" r="9525" b="0"/>
+            <wp:docPr id="9" name="Рисунок 9"/>
+            <wp:cNvGraphicFramePr>
+              <a:graphicFrameLocks xmlns:a="http://schemas.openxmlformats.org/drawingml/2006/main" noChangeAspect="1"/>
+            </wp:cNvGraphicFramePr>
+            <a:graphic xmlns:a="http://schemas.openxmlformats.org/drawingml/2006/main">
+              <a:graphicData uri="http://schemas.openxmlformats.org/drawingml/2006/picture">
+                <pic:pic xmlns:pic="http://schemas.openxmlformats.org/drawingml/2006/picture">
+                  <pic:nvPicPr>
+                    <pic:cNvPr id="1" name=""/>
+                    <pic:cNvPicPr/>
+                  </pic:nvPicPr>
+                  <pic:blipFill>
+                    <a:blip r:embed="rId13"/>
+                    <a:stretch>
+                      <a:fillRect/>
+                    </a:stretch>
+                  </pic:blipFill>
+                  <pic:spPr>
+                    <a:xfrm>
+                      <a:off x="0" y="0"/>
+                      <a:ext cx="2600688" cy="2896004"/>
+                    </a:xfrm>
+                    <a:prstGeom prst="rect">
+                      <a:avLst/>
+                    </a:prstGeom>
+                  </pic:spPr>
+                </pic:pic>
+              </a:graphicData>
+            </a:graphic>
+          </wp:inline>
+        </w:drawing>
+      </w:r>
+    </w:p>
+    <w:p>
+      <w:pPr>
+        <w:spacing w:line="360" w:lineRule="auto"/>
+        <w:rPr>
+          <w:rFonts w:ascii="Times New Roman" w:hAnsi="Times New Roman" w:cs="Times New Roman"/>
+          <w:b/>
+          <w:bCs/>
+          <w:sz w:val="28"/>
+          <w:szCs w:val="28"/>
+        </w:rPr>
+      </w:pPr>
+      <w:r>
+        <w:rPr>
+          <w:rFonts w:ascii="Times New Roman" w:hAnsi="Times New Roman" w:cs="Times New Roman"/>
+          <w:b/>
+          <w:bCs/>
+          <w:sz w:val="28"/>
+          <w:szCs w:val="28"/>
+        </w:rPr>
+        <w:t>Рис. 10 - Скриншот окна добавления нового бронирования</w:t>
       </w:r>
     </w:p>
     <w:p>
@@ -6179,7 +5541,7 @@
           <w:szCs w:val="28"/>
         </w:rPr>
         <w:pict w14:anchorId="46575BA1">
-          <v:rect id="_x0000_i1212" style="width:0;height:.75pt" o:hralign="center" o:hrstd="t" o:hr="t" fillcolor="#a0a0a0" stroked="f"/>
+          <v:rect id="_x0000_i1037" style="width:0;height:.75pt" o:hralign="center" o:hrstd="t" o:hr="t" fillcolor="#a0a0a0" stroked="f"/>
         </w:pict>
       </w:r>
     </w:p>
@@ -6194,7 +5556,7 @@
           <w:szCs w:val="28"/>
         </w:rPr>
       </w:pPr>
-      <w:bookmarkStart w:id="17" w:name="Glava18"/>
+      <w:bookmarkStart w:id="18" w:name="Glava18"/>
       <w:r>
         <w:rPr>
           <w:rFonts w:ascii="Times New Roman" w:hAnsi="Times New Roman" w:cs="Times New Roman"/>
@@ -6206,7 +5568,7 @@
         <w:t>Функционал бухгалтера</w:t>
       </w:r>
     </w:p>
-    <w:bookmarkEnd w:id="17"/>
+    <w:bookmarkEnd w:id="18"/>
     <w:p>
       <w:pPr>
         <w:spacing w:line="360" w:lineRule="auto"/>
@@ -6240,7 +5602,7 @@
           <w:szCs w:val="28"/>
         </w:rPr>
       </w:pPr>
-      <w:bookmarkStart w:id="18" w:name="Glava19"/>
+      <w:bookmarkStart w:id="19" w:name="Glava19"/>
       <w:r>
         <w:rPr>
           <w:rFonts w:ascii="Times New Roman" w:hAnsi="Times New Roman" w:cs="Times New Roman"/>
@@ -6252,7 +5614,7 @@
         <w:t>Страница Финансы</w:t>
       </w:r>
     </w:p>
-    <w:bookmarkEnd w:id="18"/>
+    <w:bookmarkEnd w:id="19"/>
     <w:p>
       <w:pPr>
         <w:spacing w:line="360" w:lineRule="auto"/>
@@ -6420,6 +5782,7 @@
           <w:sz w:val="28"/>
           <w:szCs w:val="28"/>
         </w:rPr>
+        <w:lastRenderedPageBreak/>
         <w:t>Функционал страницы «Финансы»:</w:t>
       </w:r>
     </w:p>
@@ -6504,111 +5867,104 @@
     <w:p>
       <w:pPr>
         <w:spacing w:line="360" w:lineRule="auto"/>
-        <w:rPr>
-          <w:rFonts w:ascii="Times New Roman" w:hAnsi="Times New Roman" w:cs="Times New Roman"/>
-          <w:sz w:val="28"/>
-          <w:szCs w:val="28"/>
-        </w:rPr>
-      </w:pPr>
-      <w:r>
-        <w:rPr>
-          <w:rFonts w:ascii="Times New Roman" w:hAnsi="Times New Roman" w:cs="Times New Roman"/>
-          <w:b/>
-          <w:bCs/>
-          <w:sz w:val="28"/>
-          <w:szCs w:val="28"/>
-        </w:rPr>
-        <w:lastRenderedPageBreak/>
-        <w:t>&lt;</w:t>
-      </w:r>
-      <w:proofErr w:type="spellStart"/>
-      <w:r>
-        <w:rPr>
-          <w:rFonts w:ascii="Times New Roman" w:hAnsi="Times New Roman" w:cs="Times New Roman"/>
-          <w:b/>
-          <w:bCs/>
-          <w:sz w:val="28"/>
-          <w:szCs w:val="28"/>
-        </w:rPr>
-        <w:t>center</w:t>
-      </w:r>
-      <w:proofErr w:type="spellEnd"/>
-      <w:r>
-        <w:rPr>
-          <w:rFonts w:ascii="Times New Roman" w:hAnsi="Times New Roman" w:cs="Times New Roman"/>
-          <w:b/>
-          <w:bCs/>
-          <w:sz w:val="28"/>
-          <w:szCs w:val="28"/>
-        </w:rPr>
-        <w:t>&gt;Рис. 11 - Скриншот страницы «Финансы»&lt;/</w:t>
-      </w:r>
-      <w:proofErr w:type="spellStart"/>
-      <w:r>
-        <w:rPr>
-          <w:rFonts w:ascii="Times New Roman" w:hAnsi="Times New Roman" w:cs="Times New Roman"/>
-          <w:b/>
-          <w:bCs/>
-          <w:sz w:val="28"/>
-          <w:szCs w:val="28"/>
-        </w:rPr>
-        <w:t>center</w:t>
-      </w:r>
-      <w:proofErr w:type="spellEnd"/>
-      <w:r>
-        <w:rPr>
-          <w:rFonts w:ascii="Times New Roman" w:hAnsi="Times New Roman" w:cs="Times New Roman"/>
-          <w:b/>
-          <w:bCs/>
-          <w:sz w:val="28"/>
-          <w:szCs w:val="28"/>
-        </w:rPr>
-        <w:t>&gt; &lt;</w:t>
-      </w:r>
-      <w:proofErr w:type="spellStart"/>
-      <w:r>
-        <w:rPr>
-          <w:rFonts w:ascii="Times New Roman" w:hAnsi="Times New Roman" w:cs="Times New Roman"/>
-          <w:b/>
-          <w:bCs/>
-          <w:sz w:val="28"/>
-          <w:szCs w:val="28"/>
-        </w:rPr>
-        <w:t>center</w:t>
-      </w:r>
-      <w:proofErr w:type="spellEnd"/>
-      <w:r>
-        <w:rPr>
-          <w:rFonts w:ascii="Times New Roman" w:hAnsi="Times New Roman" w:cs="Times New Roman"/>
-          <w:b/>
-          <w:bCs/>
-          <w:sz w:val="28"/>
-          <w:szCs w:val="28"/>
-        </w:rPr>
-        <w:t>&gt;Рис. 12 - Скриншот выпадающего списка «Статус оплаты» на окне фильтрации&lt;/</w:t>
-      </w:r>
-      <w:proofErr w:type="spellStart"/>
-      <w:r>
-        <w:rPr>
-          <w:rFonts w:ascii="Times New Roman" w:hAnsi="Times New Roman" w:cs="Times New Roman"/>
-          <w:b/>
-          <w:bCs/>
-          <w:sz w:val="28"/>
-          <w:szCs w:val="28"/>
-        </w:rPr>
-        <w:t>center</w:t>
-      </w:r>
-      <w:proofErr w:type="spellEnd"/>
-      <w:r>
-        <w:rPr>
-          <w:rFonts w:ascii="Times New Roman" w:hAnsi="Times New Roman" w:cs="Times New Roman"/>
-          <w:b/>
-          <w:bCs/>
-          <w:sz w:val="28"/>
-          <w:szCs w:val="28"/>
-        </w:rPr>
-        <w:t>&gt;</w:t>
-      </w:r>
+        <w:ind w:left="720"/>
+        <w:rPr>
+          <w:rFonts w:ascii="Times New Roman" w:hAnsi="Times New Roman" w:cs="Times New Roman"/>
+          <w:b/>
+          <w:bCs/>
+          <w:sz w:val="28"/>
+          <w:szCs w:val="28"/>
+        </w:rPr>
+      </w:pPr>
+      <w:r>
+        <w:rPr>
+          <w:rFonts w:ascii="Times New Roman" w:hAnsi="Times New Roman" w:cs="Times New Roman"/>
+          <w:b/>
+          <w:bCs/>
+          <w:sz w:val="28"/>
+          <w:szCs w:val="28"/>
+        </w:rPr>
+        <w:drawing>
+          <wp:inline distT="0" distB="0" distL="0" distR="0" wp14:anchorId="39B5795E" wp14:editId="7234EE98">
+            <wp:extent cx="5940425" cy="1450340"/>
+            <wp:effectExtent l="0" t="0" r="3175" b="0"/>
+            <wp:docPr id="10" name="Рисунок 10"/>
+            <wp:cNvGraphicFramePr>
+              <a:graphicFrameLocks xmlns:a="http://schemas.openxmlformats.org/drawingml/2006/main" noChangeAspect="1"/>
+            </wp:cNvGraphicFramePr>
+            <a:graphic xmlns:a="http://schemas.openxmlformats.org/drawingml/2006/main">
+              <a:graphicData uri="http://schemas.openxmlformats.org/drawingml/2006/picture">
+                <pic:pic xmlns:pic="http://schemas.openxmlformats.org/drawingml/2006/picture">
+                  <pic:nvPicPr>
+                    <pic:cNvPr id="1" name=""/>
+                    <pic:cNvPicPr/>
+                  </pic:nvPicPr>
+                  <pic:blipFill>
+                    <a:blip r:embed="rId14"/>
+                    <a:stretch>
+                      <a:fillRect/>
+                    </a:stretch>
+                  </pic:blipFill>
+                  <pic:spPr>
+                    <a:xfrm>
+                      <a:off x="0" y="0"/>
+                      <a:ext cx="5940425" cy="1450340"/>
+                    </a:xfrm>
+                    <a:prstGeom prst="rect">
+                      <a:avLst/>
+                    </a:prstGeom>
+                  </pic:spPr>
+                </pic:pic>
+              </a:graphicData>
+            </a:graphic>
+          </wp:inline>
+        </w:drawing>
+      </w:r>
+    </w:p>
+    <w:p>
+      <w:pPr>
+        <w:spacing w:line="360" w:lineRule="auto"/>
+        <w:rPr>
+          <w:rFonts w:ascii="Times New Roman" w:hAnsi="Times New Roman" w:cs="Times New Roman"/>
+          <w:b/>
+          <w:bCs/>
+          <w:sz w:val="28"/>
+          <w:szCs w:val="28"/>
+        </w:rPr>
+      </w:pPr>
+      <w:r>
+        <w:rPr>
+          <w:rFonts w:ascii="Times New Roman" w:hAnsi="Times New Roman" w:cs="Times New Roman"/>
+          <w:b/>
+          <w:bCs/>
+          <w:sz w:val="28"/>
+          <w:szCs w:val="28"/>
+          <w:lang w:val="en-US"/>
+        </w:rPr>
+        <w:t xml:space="preserve">           </w:t>
+      </w:r>
+      <w:r>
+        <w:rPr>
+          <w:rFonts w:ascii="Times New Roman" w:hAnsi="Times New Roman" w:cs="Times New Roman"/>
+          <w:b/>
+          <w:bCs/>
+          <w:sz w:val="28"/>
+          <w:szCs w:val="28"/>
+        </w:rPr>
+        <w:t>Рис. 11 - Скриншот страницы «Финансы»</w:t>
+      </w:r>
+    </w:p>
+    <w:p>
+      <w:pPr>
+        <w:spacing w:line="360" w:lineRule="auto"/>
+        <w:rPr>
+          <w:rFonts w:ascii="Times New Roman" w:hAnsi="Times New Roman" w:cs="Times New Roman"/>
+          <w:b/>
+          <w:bCs/>
+          <w:sz w:val="28"/>
+          <w:szCs w:val="28"/>
+        </w:rPr>
+      </w:pPr>
     </w:p>
     <w:sectPr>
       <w:pgSz w:w="11906" w:h="16838"/>
@@ -6621,7 +5977,7 @@
 </file>
 
 <file path=word/numbering.xml><?xml version="1.0" encoding="utf-8"?>
-<w:numbering xmlns:wpc="http://schemas.microsoft.com/office/word/2010/wordprocessingCanvas" xmlns:cx="http://schemas.microsoft.com/office/drawing/2014/chartex" xmlns:cx1="http://schemas.microsoft.com/office/drawing/2015/9/8/chartex" xmlns:cx2="http://schemas.microsoft.com/office/drawing/2015/10/21/chartex" xmlns:cx3="http://schemas.microsoft.com/office/drawing/2016/5/9/chartex" xmlns:cx4="http://schemas.microsoft.com/office/drawing/2016/5/10/chartex" xmlns:cx5="http://schemas.microsoft.com/office/drawing/2016/5/11/chartex" xmlns:cx6="http://schemas.microsoft.com/office/drawing/2016/5/12/chartex" xmlns:cx7="http://schemas.microsoft.com/office/drawing/2016/5/13/chartex" xmlns:cx8="http://schemas.microsoft.com/office/drawing/2016/5/14/chartex" xmlns:mc="http://schemas.openxmlformats.org/markup-compatibility/2006" xmlns:aink="http://schemas.microsoft.com/office/drawing/2016/ink" xmlns:am3d="http://schemas.microsoft.com/office/drawing/2017/model3d" xmlns:o="urn:schemas-microsoft-com:office:office" xmlns:oel="http://schemas.microsoft.com/office/2019/extlst" xmlns:r="http://schemas.openxmlformats.org/officeDocument/2006/relationships" xmlns:m="http://schemas.openxmlformats.org/officeDocument/2006/math" xmlns:v="urn:schemas-microsoft-com:vml" xmlns:wp14="http://schemas.microsoft.com/office/word/2010/wordprocessingDrawing" xmlns:wp="http://schemas.openxmlformats.org/drawingml/2006/wordprocessingDrawing" xmlns:w10="urn:schemas-microsoft-com:office:word" xmlns:w="http://schemas.openxmlformats.org/wordprocessingml/2006/main" xmlns:w14="http://schemas.microsoft.com/office/word/2010/wordml" xmlns:w15="http://schemas.microsoft.com/office/word/2012/wordml" xmlns:w16cex="http://schemas.microsoft.com/office/word/2018/wordml/cex" xmlns:w16cid="http://schemas.microsoft.com/office/word/2016/wordml/cid" xmlns:w16="http://schemas.microsoft.com/office/word/2018/wordml" xmlns:w16du="http://schemas.microsoft.com/office/word/2023/wordml/word16du" xmlns:w16sdtdh="http://schemas.microsoft.com/office/word/2020/wordml/sdtdatahash" xmlns:w16sdtfl="http://schemas.microsoft.com/office/word/2024/wordml/sdtformatlock" xmlns:w16se="http://schemas.microsoft.com/office/word/2015/wordml/symex" xmlns:wpg="http://schemas.microsoft.com/office/word/2010/wordprocessingGroup" xmlns:wpi="http://schemas.microsoft.com/office/word/2010/wordprocessingInk" xmlns:wne="http://schemas.microsoft.com/office/word/2006/wordml" xmlns:wps="http://schemas.microsoft.com/office/word/2010/wordprocessingShape" mc:Ignorable="w14 w15 w16se w16cid w16 w16cex w16sdtdh w16sdtfl w16du wp14">
+<w:numbering xmlns:wpc="http://schemas.microsoft.com/office/word/2010/wordprocessingCanvas" xmlns:cx="http://schemas.microsoft.com/office/drawing/2014/chartex" xmlns:mc="http://schemas.openxmlformats.org/markup-compatibility/2006" xmlns:o="urn:schemas-microsoft-com:office:office" xmlns:r="http://schemas.openxmlformats.org/officeDocument/2006/relationships" xmlns:m="http://schemas.openxmlformats.org/officeDocument/2006/math" xmlns:v="urn:schemas-microsoft-com:vml" xmlns:wp14="http://schemas.microsoft.com/office/word/2010/wordprocessingDrawing" xmlns:wp="http://schemas.openxmlformats.org/drawingml/2006/wordprocessingDrawing" xmlns:w10="urn:schemas-microsoft-com:office:word" xmlns:w="http://schemas.openxmlformats.org/wordprocessingml/2006/main" xmlns:w14="http://schemas.microsoft.com/office/word/2010/wordml" xmlns:w15="http://schemas.microsoft.com/office/word/2012/wordml" xmlns:w16se="http://schemas.microsoft.com/office/word/2015/wordml/symex" xmlns:wpg="http://schemas.microsoft.com/office/word/2010/wordprocessingGroup" xmlns:wpi="http://schemas.microsoft.com/office/word/2010/wordprocessingInk" xmlns:wne="http://schemas.microsoft.com/office/word/2006/wordml" xmlns:wps="http://schemas.microsoft.com/office/word/2010/wordprocessingShape" mc:Ignorable="w14 w15 w16se wp14">
   <w:abstractNum w:abstractNumId="0" w15:restartNumberingAfterBreak="0">
     <w:nsid w:val="00100F63"/>
     <w:multiLevelType w:val="multilevel"/>
@@ -13291,146 +12647,146 @@
       </w:rPr>
     </w:lvl>
   </w:abstractNum>
-  <w:num w:numId="1" w16cid:durableId="753092614">
+  <w:num w:numId="1">
     <w:abstractNumId w:val="36"/>
   </w:num>
-  <w:num w:numId="2" w16cid:durableId="1688361139">
+  <w:num w:numId="2">
     <w:abstractNumId w:val="31"/>
   </w:num>
-  <w:num w:numId="3" w16cid:durableId="210196800">
+  <w:num w:numId="3">
     <w:abstractNumId w:val="16"/>
   </w:num>
-  <w:num w:numId="4" w16cid:durableId="548031531">
+  <w:num w:numId="4">
     <w:abstractNumId w:val="25"/>
   </w:num>
-  <w:num w:numId="5" w16cid:durableId="1975939072">
+  <w:num w:numId="5">
     <w:abstractNumId w:val="32"/>
   </w:num>
-  <w:num w:numId="6" w16cid:durableId="1902133786">
+  <w:num w:numId="6">
     <w:abstractNumId w:val="38"/>
   </w:num>
-  <w:num w:numId="7" w16cid:durableId="135077149">
+  <w:num w:numId="7">
     <w:abstractNumId w:val="19"/>
   </w:num>
-  <w:num w:numId="8" w16cid:durableId="480587508">
+  <w:num w:numId="8">
     <w:abstractNumId w:val="12"/>
   </w:num>
-  <w:num w:numId="9" w16cid:durableId="2074893151">
+  <w:num w:numId="9">
     <w:abstractNumId w:val="42"/>
   </w:num>
-  <w:num w:numId="10" w16cid:durableId="477919646">
+  <w:num w:numId="10">
     <w:abstractNumId w:val="3"/>
   </w:num>
-  <w:num w:numId="11" w16cid:durableId="1191334824">
+  <w:num w:numId="11">
     <w:abstractNumId w:val="39"/>
   </w:num>
-  <w:num w:numId="12" w16cid:durableId="1926955916">
+  <w:num w:numId="12">
     <w:abstractNumId w:val="7"/>
   </w:num>
-  <w:num w:numId="13" w16cid:durableId="1307004611">
+  <w:num w:numId="13">
     <w:abstractNumId w:val="30"/>
   </w:num>
-  <w:num w:numId="14" w16cid:durableId="1286500166">
+  <w:num w:numId="14">
     <w:abstractNumId w:val="24"/>
   </w:num>
-  <w:num w:numId="15" w16cid:durableId="1303267384">
+  <w:num w:numId="15">
     <w:abstractNumId w:val="15"/>
   </w:num>
-  <w:num w:numId="16" w16cid:durableId="1587232061">
+  <w:num w:numId="16">
     <w:abstractNumId w:val="23"/>
   </w:num>
-  <w:num w:numId="17" w16cid:durableId="781730934">
+  <w:num w:numId="17">
     <w:abstractNumId w:val="44"/>
   </w:num>
-  <w:num w:numId="18" w16cid:durableId="762150168">
+  <w:num w:numId="18">
     <w:abstractNumId w:val="11"/>
   </w:num>
-  <w:num w:numId="19" w16cid:durableId="1652178648">
+  <w:num w:numId="19">
     <w:abstractNumId w:val="29"/>
   </w:num>
-  <w:num w:numId="20" w16cid:durableId="1582719390">
+  <w:num w:numId="20">
     <w:abstractNumId w:val="6"/>
   </w:num>
-  <w:num w:numId="21" w16cid:durableId="412825240">
+  <w:num w:numId="21">
     <w:abstractNumId w:val="20"/>
   </w:num>
-  <w:num w:numId="22" w16cid:durableId="665977807">
+  <w:num w:numId="22">
     <w:abstractNumId w:val="22"/>
   </w:num>
-  <w:num w:numId="23" w16cid:durableId="811748714">
+  <w:num w:numId="23">
     <w:abstractNumId w:val="28"/>
   </w:num>
-  <w:num w:numId="24" w16cid:durableId="470369318">
+  <w:num w:numId="24">
     <w:abstractNumId w:val="8"/>
   </w:num>
-  <w:num w:numId="25" w16cid:durableId="2038846131">
+  <w:num w:numId="25">
     <w:abstractNumId w:val="21"/>
   </w:num>
-  <w:num w:numId="26" w16cid:durableId="1058631126">
+  <w:num w:numId="26">
     <w:abstractNumId w:val="35"/>
   </w:num>
-  <w:num w:numId="27" w16cid:durableId="1912229354">
+  <w:num w:numId="27">
     <w:abstractNumId w:val="43"/>
   </w:num>
-  <w:num w:numId="28" w16cid:durableId="1260259599">
+  <w:num w:numId="28">
     <w:abstractNumId w:val="34"/>
   </w:num>
-  <w:num w:numId="29" w16cid:durableId="729815809">
+  <w:num w:numId="29">
     <w:abstractNumId w:val="18"/>
   </w:num>
-  <w:num w:numId="30" w16cid:durableId="932862915">
+  <w:num w:numId="30">
     <w:abstractNumId w:val="10"/>
   </w:num>
-  <w:num w:numId="31" w16cid:durableId="1108355534">
+  <w:num w:numId="31">
     <w:abstractNumId w:val="14"/>
   </w:num>
-  <w:num w:numId="32" w16cid:durableId="703136807">
+  <w:num w:numId="32">
     <w:abstractNumId w:val="4"/>
   </w:num>
-  <w:num w:numId="33" w16cid:durableId="2035955373">
+  <w:num w:numId="33">
     <w:abstractNumId w:val="2"/>
   </w:num>
-  <w:num w:numId="34" w16cid:durableId="857423246">
+  <w:num w:numId="34">
     <w:abstractNumId w:val="26"/>
   </w:num>
-  <w:num w:numId="35" w16cid:durableId="1190222683">
+  <w:num w:numId="35">
     <w:abstractNumId w:val="17"/>
   </w:num>
-  <w:num w:numId="36" w16cid:durableId="883559062">
+  <w:num w:numId="36">
     <w:abstractNumId w:val="0"/>
   </w:num>
-  <w:num w:numId="37" w16cid:durableId="1662155660">
+  <w:num w:numId="37">
     <w:abstractNumId w:val="27"/>
   </w:num>
-  <w:num w:numId="38" w16cid:durableId="563106984">
+  <w:num w:numId="38">
     <w:abstractNumId w:val="40"/>
   </w:num>
-  <w:num w:numId="39" w16cid:durableId="1371800956">
+  <w:num w:numId="39">
     <w:abstractNumId w:val="41"/>
   </w:num>
-  <w:num w:numId="40" w16cid:durableId="216085197">
+  <w:num w:numId="40">
     <w:abstractNumId w:val="1"/>
   </w:num>
-  <w:num w:numId="41" w16cid:durableId="1781803743">
+  <w:num w:numId="41">
     <w:abstractNumId w:val="9"/>
   </w:num>
-  <w:num w:numId="42" w16cid:durableId="713314766">
+  <w:num w:numId="42">
     <w:abstractNumId w:val="33"/>
   </w:num>
-  <w:num w:numId="43" w16cid:durableId="1877934853">
+  <w:num w:numId="43">
     <w:abstractNumId w:val="13"/>
   </w:num>
-  <w:num w:numId="44" w16cid:durableId="1561017053">
+  <w:num w:numId="44">
     <w:abstractNumId w:val="5"/>
   </w:num>
-  <w:num w:numId="45" w16cid:durableId="2098862040">
+  <w:num w:numId="45">
     <w:abstractNumId w:val="37"/>
   </w:num>
 </w:numbering>
 </file>
 
 <file path=word/styles.xml><?xml version="1.0" encoding="utf-8"?>
-<w:styles xmlns:mc="http://schemas.openxmlformats.org/markup-compatibility/2006" xmlns:r="http://schemas.openxmlformats.org/officeDocument/2006/relationships" xmlns:w="http://schemas.openxmlformats.org/wordprocessingml/2006/main" xmlns:w14="http://schemas.microsoft.com/office/word/2010/wordml" xmlns:w15="http://schemas.microsoft.com/office/word/2012/wordml" xmlns:w16cex="http://schemas.microsoft.com/office/word/2018/wordml/cex" xmlns:w16cid="http://schemas.microsoft.com/office/word/2016/wordml/cid" xmlns:w16="http://schemas.microsoft.com/office/word/2018/wordml" xmlns:w16du="http://schemas.microsoft.com/office/word/2023/wordml/word16du" xmlns:w16sdtdh="http://schemas.microsoft.com/office/word/2020/wordml/sdtdatahash" xmlns:w16sdtfl="http://schemas.microsoft.com/office/word/2024/wordml/sdtformatlock" xmlns:w16se="http://schemas.microsoft.com/office/word/2015/wordml/symex" mc:Ignorable="w14 w15 w16se w16cid w16 w16cex w16sdtdh w16sdtfl w16du">
+<w:styles xmlns:mc="http://schemas.openxmlformats.org/markup-compatibility/2006" xmlns:r="http://schemas.openxmlformats.org/officeDocument/2006/relationships" xmlns:w="http://schemas.openxmlformats.org/wordprocessingml/2006/main" xmlns:w14="http://schemas.microsoft.com/office/word/2010/wordml" xmlns:w15="http://schemas.microsoft.com/office/word/2012/wordml" xmlns:w16se="http://schemas.microsoft.com/office/word/2015/wordml/symex" mc:Ignorable="w14 w15 w16se">
   <w:docDefaults>
     <w:rPrDefault>
       <w:rPr>
@@ -13448,7 +12804,7 @@
       </w:pPr>
     </w:pPrDefault>
   </w:docDefaults>
-  <w:latentStyles w:defLockedState="0" w:defUIPriority="99" w:defSemiHidden="0" w:defUnhideWhenUsed="0" w:defQFormat="0" w:count="376">
+  <w:latentStyles w:defLockedState="0" w:defUIPriority="99" w:defSemiHidden="0" w:defUnhideWhenUsed="0" w:defQFormat="0" w:count="371">
     <w:lsdException w:name="Normal" w:uiPriority="0" w:qFormat="1"/>
     <w:lsdException w:name="heading 1" w:uiPriority="9" w:qFormat="1"/>
     <w:lsdException w:name="heading 2" w:semiHidden="1" w:uiPriority="9" w:unhideWhenUsed="1" w:qFormat="1"/>
@@ -13820,11 +13176,6 @@
     <w:lsdException w:name="List Table 5 Dark Accent 6" w:uiPriority="50"/>
     <w:lsdException w:name="List Table 6 Colorful Accent 6" w:uiPriority="51"/>
     <w:lsdException w:name="List Table 7 Colorful Accent 6" w:uiPriority="52"/>
-    <w:lsdException w:name="Mention" w:semiHidden="1" w:unhideWhenUsed="1"/>
-    <w:lsdException w:name="Smart Hyperlink" w:semiHidden="1" w:unhideWhenUsed="1"/>
-    <w:lsdException w:name="Hashtag" w:semiHidden="1" w:unhideWhenUsed="1"/>
-    <w:lsdException w:name="Unresolved Mention" w:semiHidden="1" w:unhideWhenUsed="1"/>
-    <w:lsdException w:name="Smart Link" w:semiHidden="1" w:unhideWhenUsed="1"/>
   </w:latentStyles>
   <w:style w:type="paragraph" w:default="1" w:styleId="a">
     <w:name w:val="Normal"/>
@@ -14032,6 +13383,7 @@
   <w:style w:type="character" w:default="1" w:styleId="a0">
     <w:name w:val="Default Paragraph Font"/>
     <w:uiPriority w:val="1"/>
+    <w:semiHidden/>
     <w:unhideWhenUsed/>
   </w:style>
   <w:style w:type="table" w:default="1" w:styleId="a1">
@@ -14356,7 +13708,7 @@
       <w:u w:val="single"/>
     </w:rPr>
   </w:style>
-  <w:style w:type="character" w:styleId="ad">
+  <w:style w:type="character" w:customStyle="1" w:styleId="UnresolvedMention">
     <w:name w:val="Unresolved Mention"/>
     <w:basedOn w:val="a0"/>
     <w:uiPriority w:val="99"/>
@@ -14368,7 +13720,7 @@
       <w:shd w:val="clear" w:color="auto" w:fill="E1DFDD"/>
     </w:rPr>
   </w:style>
-  <w:style w:type="character" w:styleId="ae">
+  <w:style w:type="character" w:styleId="ad">
     <w:name w:val="FollowedHyperlink"/>
     <w:basedOn w:val="a0"/>
     <w:uiPriority w:val="99"/>
